--- a/1-BaselineTest/Models Responses/REports/Brown et al.docx
+++ b/1-BaselineTest/Models Responses/REports/Brown et al.docx
@@ -124,7 +124,6 @@
     </w:p>
     <w:p>
       <w:pPr>
-        <w:pStyle w:val="ListParagraph"/>
         <w:rPr>
           <w:lang w:bidi="fa-IR"/>
         </w:rPr>
@@ -146,7 +145,7 @@
         <w:rPr>
           <w:lang w:bidi="fa-IR"/>
         </w:rPr>
-        <w:t>Brown et al., 2020 – Language models are few-shot learners</w:t>
+        <w:t>Min et al., 2022 – Rethinking the Role of Demonstrations</w:t>
       </w:r>
     </w:p>
     <w:p>
@@ -173,7 +172,7 @@
         <w:rPr>
           <w:lang w:bidi="fa-IR"/>
         </w:rPr>
-        <w:t>Min et al., 2022 – Rethinking the Role of Demonstrations</w:t>
+        <w:t>Thompson et al., 2020 – The Computational Limits of Deep Learning</w:t>
       </w:r>
     </w:p>
     <w:p>
@@ -200,7 +199,7 @@
         <w:rPr>
           <w:lang w:bidi="fa-IR"/>
         </w:rPr>
-        <w:t>Thompson et al., 2020 – The Computational Limits of Deep Learning</w:t>
+        <w:t>Wallace et al., 2022 – Do LLMs Learn World Knowledge...?</w:t>
       </w:r>
     </w:p>
     <w:p>
@@ -227,12 +226,13 @@
         <w:rPr>
           <w:lang w:bidi="fa-IR"/>
         </w:rPr>
-        <w:t>Wallace et al., 2022 – Do LLMs Learn World Knowledge...?</w:t>
+        <w:t>Chain-of-Thought Prompting Elicits Reasoning in Large Language Models</w:t>
       </w:r>
     </w:p>
     <w:p>
       <w:pPr>
         <w:pStyle w:val="ListParagraph"/>
+        <w:jc w:val="right"/>
         <w:rPr>
           <w:lang w:bidi="fa-IR"/>
         </w:rPr>
@@ -254,7 +254,7 @@
         <w:rPr>
           <w:lang w:bidi="fa-IR"/>
         </w:rPr>
-        <w:t>Chain-of-Thought Prompting Elicits Reasoning in Large Language Models</w:t>
+        <w:t>Wang et al., 2023 – LLMs Are Human-Level Prompt Engineers​</w:t>
       </w:r>
     </w:p>
     <w:p>
@@ -281,7 +281,7 @@
         <w:rPr>
           <w:lang w:bidi="fa-IR"/>
         </w:rPr>
-        <w:t>Wang et al., 2023 – LLMs Are Human-Level Prompt Engineers​</w:t>
+        <w:t>Kojima et al., 2022 – Large Language Models are Zero-Shot Reasoners</w:t>
       </w:r>
     </w:p>
     <w:p>
@@ -304,6 +304,142 @@
           <w:lang w:bidi="fa-IR"/>
         </w:rPr>
       </w:pPr>
+      <w:r>
+        <w:rPr>
+          <w:lang w:bidi="fa-IR"/>
+        </w:rPr>
+        <w:t>Xiong et al., 2023 – Can LLMs Express Their Uncertainty?</w:t>
+      </w:r>
+    </w:p>
+    <w:p>
+      <w:pPr>
+        <w:pStyle w:val="ListParagraph"/>
+        <w:rPr>
+          <w:lang w:bidi="fa-IR"/>
+        </w:rPr>
+      </w:pPr>
+    </w:p>
+    <w:p>
+      <w:pPr>
+        <w:pStyle w:val="ListParagraph"/>
+        <w:numPr>
+          <w:ilvl w:val="0"/>
+          <w:numId w:val="22"/>
+        </w:numPr>
+        <w:bidi w:val="0"/>
+        <w:rPr>
+          <w:lang w:bidi="fa-IR"/>
+        </w:rPr>
+      </w:pPr>
+      <w:r>
+        <w:rPr>
+          <w:lang w:bidi="fa-IR"/>
+        </w:rPr>
+        <w:t>Lin et al., 2022 – The Unreliability of Explanations...</w:t>
+      </w:r>
+    </w:p>
+    <w:p>
+      <w:pPr>
+        <w:pStyle w:val="ListParagraph"/>
+        <w:rPr>
+          <w:lang w:bidi="fa-IR"/>
+        </w:rPr>
+      </w:pPr>
+    </w:p>
+    <w:p>
+      <w:pPr>
+        <w:pStyle w:val="ListParagraph"/>
+        <w:numPr>
+          <w:ilvl w:val="0"/>
+          <w:numId w:val="22"/>
+        </w:numPr>
+        <w:bidi w:val="0"/>
+        <w:rPr>
+          <w:lang w:bidi="fa-IR"/>
+        </w:rPr>
+      </w:pPr>
+      <w:r>
+        <w:rPr>
+          <w:lang w:bidi="fa-IR"/>
+        </w:rPr>
+        <w:t xml:space="preserve">M. Zhang et al., "How Language Model Hallucinations Can Snowball," </w:t>
+      </w:r>
+      <w:proofErr w:type="spellStart"/>
+      <w:r>
+        <w:rPr>
+          <w:lang w:bidi="fa-IR"/>
+        </w:rPr>
+        <w:t>arXiv</w:t>
+      </w:r>
+      <w:proofErr w:type="spellEnd"/>
+      <w:r>
+        <w:rPr>
+          <w:lang w:bidi="fa-IR"/>
+        </w:rPr>
+        <w:t xml:space="preserve"> preprint arXiv:2305.13534, 2023.</w:t>
+      </w:r>
+    </w:p>
+    <w:p>
+      <w:pPr>
+        <w:pStyle w:val="ListParagraph"/>
+        <w:rPr>
+          <w:lang w:bidi="fa-IR"/>
+        </w:rPr>
+      </w:pPr>
+    </w:p>
+    <w:p>
+      <w:pPr>
+        <w:pStyle w:val="ListParagraph"/>
+        <w:numPr>
+          <w:ilvl w:val="0"/>
+          <w:numId w:val="22"/>
+        </w:numPr>
+        <w:bidi w:val="0"/>
+        <w:rPr>
+          <w:lang w:bidi="fa-IR"/>
+        </w:rPr>
+      </w:pPr>
+      <w:r>
+        <w:rPr>
+          <w:lang w:bidi="fa-IR"/>
+        </w:rPr>
+        <w:t>X. Wang et al., "Self-Consistency Improves Chain of Thought Reasoning..."</w:t>
+      </w:r>
+    </w:p>
+    <w:p>
+      <w:pPr>
+        <w:pStyle w:val="ListParagraph"/>
+        <w:rPr>
+          <w:lang w:bidi="fa-IR"/>
+        </w:rPr>
+      </w:pPr>
+    </w:p>
+    <w:p>
+      <w:pPr>
+        <w:pStyle w:val="ListParagraph"/>
+        <w:numPr>
+          <w:ilvl w:val="0"/>
+          <w:numId w:val="22"/>
+        </w:numPr>
+        <w:bidi w:val="0"/>
+        <w:rPr>
+          <w:lang w:bidi="fa-IR"/>
+        </w:rPr>
+      </w:pPr>
+      <w:proofErr w:type="spellStart"/>
+      <w:r>
+        <w:rPr>
+          <w:lang w:bidi="fa-IR"/>
+        </w:rPr>
+        <w:t>Lewkowycz</w:t>
+      </w:r>
+      <w:proofErr w:type="spellEnd"/>
+      <w:r>
+        <w:rPr>
+          <w:lang w:bidi="fa-IR"/>
+        </w:rPr>
+        <w:t xml:space="preserve"> et al., 2022 – Solving Quantitative Reasoning Problems...</w:t>
+      </w:r>
     </w:p>
     <w:sectPr>
       <w:pgSz w:w="12240" w:h="15840"/>
@@ -1624,6 +1760,7 @@
   <w:style w:type="character" w:default="1" w:styleId="DefaultParagraphFont">
     <w:name w:val="Default Paragraph Font"/>
     <w:uiPriority w:val="1"/>
+    <w:semiHidden/>
     <w:unhideWhenUsed/>
   </w:style>
   <w:style w:type="table" w:default="1" w:styleId="TableNormal">

--- a/1-BaselineTest/Models Responses/REports/Brown et al.docx
+++ b/1-BaselineTest/Models Responses/REports/Brown et al.docx
@@ -63,6 +63,7 @@
     <w:p>
       <w:pPr>
         <w:pStyle w:val="ListParagraph"/>
+        <w:bidi w:val="0"/>
         <w:rPr>
           <w:lang w:bidi="fa-IR"/>
         </w:rPr>
@@ -90,6 +91,7 @@
     <w:p>
       <w:pPr>
         <w:pStyle w:val="ListParagraph"/>
+        <w:bidi w:val="0"/>
         <w:rPr>
           <w:lang w:bidi="fa-IR"/>
         </w:rPr>
@@ -124,6 +126,7 @@
     </w:p>
     <w:p>
       <w:pPr>
+        <w:bidi w:val="0"/>
         <w:rPr>
           <w:lang w:bidi="fa-IR"/>
         </w:rPr>
@@ -151,6 +154,7 @@
     <w:p>
       <w:pPr>
         <w:pStyle w:val="ListParagraph"/>
+        <w:bidi w:val="0"/>
         <w:rPr>
           <w:lang w:bidi="fa-IR"/>
         </w:rPr>
@@ -178,6 +182,7 @@
     <w:p>
       <w:pPr>
         <w:pStyle w:val="ListParagraph"/>
+        <w:bidi w:val="0"/>
         <w:rPr>
           <w:lang w:bidi="fa-IR"/>
         </w:rPr>
@@ -205,6 +210,7 @@
     <w:p>
       <w:pPr>
         <w:pStyle w:val="ListParagraph"/>
+        <w:bidi w:val="0"/>
         <w:rPr>
           <w:lang w:bidi="fa-IR"/>
         </w:rPr>
@@ -224,14 +230,35 @@
       </w:pPr>
       <w:r>
         <w:rPr>
-          <w:lang w:bidi="fa-IR"/>
-        </w:rPr>
-        <w:t>Chain-of-Thought Prompting Elicits Reasoning in Large Language Models</w:t>
-      </w:r>
-    </w:p>
-    <w:p>
-      <w:pPr>
-        <w:pStyle w:val="ListParagraph"/>
+          <w:i/>
+          <w:iCs/>
+          <w:lang w:bidi="fa-IR"/>
+        </w:rPr>
+        <w:t>J. Wei et al., "Chain-of-Thought Prompting Elicits Reasoning in Large Language Models," Advances in Neural Information Processing Systems (</w:t>
+      </w:r>
+      <w:proofErr w:type="spellStart"/>
+      <w:r>
+        <w:rPr>
+          <w:i/>
+          <w:iCs/>
+          <w:lang w:bidi="fa-IR"/>
+        </w:rPr>
+        <w:t>NeurIPS</w:t>
+      </w:r>
+      <w:proofErr w:type="spellEnd"/>
+      <w:r>
+        <w:rPr>
+          <w:i/>
+          <w:iCs/>
+          <w:lang w:bidi="fa-IR"/>
+        </w:rPr>
+        <w:t>), vol. 35, pp. 24824–24837, 2022.</w:t>
+      </w:r>
+    </w:p>
+    <w:p>
+      <w:pPr>
+        <w:pStyle w:val="ListParagraph"/>
+        <w:bidi w:val="0"/>
         <w:jc w:val="right"/>
         <w:rPr>
           <w:lang w:bidi="fa-IR"/>
@@ -260,6 +287,7 @@
     <w:p>
       <w:pPr>
         <w:pStyle w:val="ListParagraph"/>
+        <w:bidi w:val="0"/>
         <w:rPr>
           <w:lang w:bidi="fa-IR"/>
         </w:rPr>
@@ -287,6 +315,7 @@
     <w:p>
       <w:pPr>
         <w:pStyle w:val="ListParagraph"/>
+        <w:bidi w:val="0"/>
         <w:rPr>
           <w:lang w:bidi="fa-IR"/>
         </w:rPr>
@@ -314,6 +343,7 @@
     <w:p>
       <w:pPr>
         <w:pStyle w:val="ListParagraph"/>
+        <w:bidi w:val="0"/>
         <w:rPr>
           <w:lang w:bidi="fa-IR"/>
         </w:rPr>
@@ -341,6 +371,7 @@
     <w:p>
       <w:pPr>
         <w:pStyle w:val="ListParagraph"/>
+        <w:bidi w:val="0"/>
         <w:rPr>
           <w:lang w:bidi="fa-IR"/>
         </w:rPr>
@@ -382,6 +413,7 @@
     <w:p>
       <w:pPr>
         <w:pStyle w:val="ListParagraph"/>
+        <w:bidi w:val="0"/>
         <w:rPr>
           <w:lang w:bidi="fa-IR"/>
         </w:rPr>
@@ -409,6 +441,7 @@
     <w:p>
       <w:pPr>
         <w:pStyle w:val="ListParagraph"/>
+        <w:bidi w:val="0"/>
         <w:rPr>
           <w:lang w:bidi="fa-IR"/>
         </w:rPr>
@@ -439,6 +472,1236 @@
           <w:lang w:bidi="fa-IR"/>
         </w:rPr>
         <w:t xml:space="preserve"> et al., 2022 – Solving Quantitative Reasoning Problems...</w:t>
+      </w:r>
+    </w:p>
+    <w:p>
+      <w:pPr>
+        <w:pStyle w:val="ListParagraph"/>
+        <w:bidi w:val="0"/>
+        <w:rPr>
+          <w:lang w:bidi="fa-IR"/>
+        </w:rPr>
+      </w:pPr>
+    </w:p>
+    <w:p>
+      <w:pPr>
+        <w:pStyle w:val="ListParagraph"/>
+        <w:numPr>
+          <w:ilvl w:val="0"/>
+          <w:numId w:val="22"/>
+        </w:numPr>
+        <w:bidi w:val="0"/>
+        <w:rPr>
+          <w:lang w:bidi="fa-IR"/>
+        </w:rPr>
+      </w:pPr>
+      <w:r>
+        <w:rPr>
+          <w:lang w:bidi="fa-IR"/>
+        </w:rPr>
+        <w:t>M. J. Dahl </w:t>
+      </w:r>
+      <w:r>
+        <w:rPr>
+          <w:i/>
+          <w:iCs/>
+          <w:lang w:bidi="fa-IR"/>
+        </w:rPr>
+        <w:t>et al.</w:t>
+      </w:r>
+      <w:r>
+        <w:rPr>
+          <w:lang w:bidi="fa-IR"/>
+        </w:rPr>
+        <w:t>, "Large Legal Fictions: Profiling Legal Hallucinations in Large Language Models," </w:t>
+      </w:r>
+      <w:proofErr w:type="spellStart"/>
+      <w:r>
+        <w:rPr>
+          <w:i/>
+          <w:iCs/>
+          <w:lang w:bidi="fa-IR"/>
+        </w:rPr>
+        <w:t>arXiv</w:t>
+      </w:r>
+      <w:proofErr w:type="spellEnd"/>
+      <w:r>
+        <w:rPr>
+          <w:i/>
+          <w:iCs/>
+          <w:lang w:bidi="fa-IR"/>
+        </w:rPr>
+        <w:t xml:space="preserve"> preprint arXiv:2401.01301</w:t>
+      </w:r>
+      <w:r>
+        <w:rPr>
+          <w:lang w:bidi="fa-IR"/>
+        </w:rPr>
+        <w:t>, 2024.</w:t>
+      </w:r>
+    </w:p>
+    <w:p>
+      <w:pPr>
+        <w:pStyle w:val="ListParagraph"/>
+        <w:bidi w:val="0"/>
+        <w:rPr>
+          <w:lang w:bidi="fa-IR"/>
+        </w:rPr>
+      </w:pPr>
+    </w:p>
+    <w:p>
+      <w:pPr>
+        <w:pStyle w:val="ListParagraph"/>
+        <w:numPr>
+          <w:ilvl w:val="0"/>
+          <w:numId w:val="22"/>
+        </w:numPr>
+        <w:bidi w:val="0"/>
+        <w:rPr>
+          <w:lang w:bidi="fa-IR"/>
+        </w:rPr>
+      </w:pPr>
+      <w:r>
+        <w:rPr>
+          <w:lang w:bidi="fa-IR"/>
+        </w:rPr>
+        <w:t>Y. Huang </w:t>
+      </w:r>
+      <w:r>
+        <w:rPr>
+          <w:i/>
+          <w:iCs/>
+          <w:lang w:bidi="fa-IR"/>
+        </w:rPr>
+        <w:t>et al.</w:t>
+      </w:r>
+      <w:r>
+        <w:rPr>
+          <w:lang w:bidi="fa-IR"/>
+        </w:rPr>
+        <w:t>, "Fine-tuning Large Language Models for Improving Factuality in Legal Question Answering," </w:t>
+      </w:r>
+      <w:proofErr w:type="spellStart"/>
+      <w:r>
+        <w:rPr>
+          <w:i/>
+          <w:iCs/>
+          <w:lang w:bidi="fa-IR"/>
+        </w:rPr>
+        <w:t>arXiv</w:t>
+      </w:r>
+      <w:proofErr w:type="spellEnd"/>
+      <w:r>
+        <w:rPr>
+          <w:i/>
+          <w:iCs/>
+          <w:lang w:bidi="fa-IR"/>
+        </w:rPr>
+        <w:t xml:space="preserve"> preprint arXiv:2501.06521</w:t>
+      </w:r>
+      <w:r>
+        <w:rPr>
+          <w:lang w:bidi="fa-IR"/>
+        </w:rPr>
+        <w:t>, 2025.</w:t>
+      </w:r>
+    </w:p>
+    <w:p>
+      <w:pPr>
+        <w:pStyle w:val="ListParagraph"/>
+        <w:bidi w:val="0"/>
+        <w:rPr>
+          <w:lang w:bidi="fa-IR"/>
+        </w:rPr>
+      </w:pPr>
+    </w:p>
+    <w:p>
+      <w:pPr>
+        <w:pStyle w:val="ListParagraph"/>
+        <w:numPr>
+          <w:ilvl w:val="0"/>
+          <w:numId w:val="22"/>
+        </w:numPr>
+        <w:bidi w:val="0"/>
+        <w:rPr>
+          <w:lang w:bidi="fa-IR"/>
+        </w:rPr>
+      </w:pPr>
+      <w:r>
+        <w:rPr>
+          <w:lang w:bidi="fa-IR"/>
+        </w:rPr>
+        <w:t>H. Zhang </w:t>
+      </w:r>
+      <w:r>
+        <w:rPr>
+          <w:i/>
+          <w:iCs/>
+          <w:lang w:bidi="fa-IR"/>
+        </w:rPr>
+        <w:t>et al.</w:t>
+      </w:r>
+      <w:r>
+        <w:rPr>
+          <w:lang w:bidi="fa-IR"/>
+        </w:rPr>
+        <w:t>, "Retrieve Only When It Needs: Adaptive Retrieval Augmentation for Hallucination Mitigation in Large Language Models," </w:t>
+      </w:r>
+      <w:proofErr w:type="spellStart"/>
+      <w:r>
+        <w:rPr>
+          <w:i/>
+          <w:iCs/>
+          <w:lang w:bidi="fa-IR"/>
+        </w:rPr>
+        <w:t>arXiv</w:t>
+      </w:r>
+      <w:proofErr w:type="spellEnd"/>
+      <w:r>
+        <w:rPr>
+          <w:i/>
+          <w:iCs/>
+          <w:lang w:bidi="fa-IR"/>
+        </w:rPr>
+        <w:t xml:space="preserve"> preprint arXiv:2402.10612</w:t>
+      </w:r>
+      <w:r>
+        <w:rPr>
+          <w:lang w:bidi="fa-IR"/>
+        </w:rPr>
+        <w:t>, 2024.</w:t>
+      </w:r>
+    </w:p>
+    <w:p>
+      <w:pPr>
+        <w:pStyle w:val="ListParagraph"/>
+        <w:bidi w:val="0"/>
+        <w:rPr>
+          <w:lang w:bidi="fa-IR"/>
+        </w:rPr>
+      </w:pPr>
+    </w:p>
+    <w:p>
+      <w:pPr>
+        <w:pStyle w:val="ListParagraph"/>
+        <w:numPr>
+          <w:ilvl w:val="0"/>
+          <w:numId w:val="22"/>
+        </w:numPr>
+        <w:bidi w:val="0"/>
+        <w:rPr>
+          <w:lang w:bidi="fa-IR"/>
+        </w:rPr>
+      </w:pPr>
+      <w:r>
+        <w:rPr>
+          <w:lang w:bidi="fa-IR"/>
+        </w:rPr>
+        <w:t>J. Nguyen </w:t>
+      </w:r>
+      <w:r>
+        <w:rPr>
+          <w:i/>
+          <w:iCs/>
+          <w:lang w:bidi="fa-IR"/>
+        </w:rPr>
+        <w:t>et al.</w:t>
+      </w:r>
+      <w:r>
+        <w:rPr>
+          <w:lang w:bidi="fa-IR"/>
+        </w:rPr>
+        <w:t>, "Methods for Legal Citation Prediction in the Age of LLMs: An Australian Law Case Study," </w:t>
+      </w:r>
+      <w:proofErr w:type="spellStart"/>
+      <w:r>
+        <w:rPr>
+          <w:i/>
+          <w:iCs/>
+          <w:lang w:bidi="fa-IR"/>
+        </w:rPr>
+        <w:t>arXiv</w:t>
+      </w:r>
+      <w:proofErr w:type="spellEnd"/>
+      <w:r>
+        <w:rPr>
+          <w:i/>
+          <w:iCs/>
+          <w:lang w:bidi="fa-IR"/>
+        </w:rPr>
+        <w:t xml:space="preserve"> preprint arXiv:2412.06272</w:t>
+      </w:r>
+      <w:r>
+        <w:rPr>
+          <w:lang w:bidi="fa-IR"/>
+        </w:rPr>
+        <w:t>, 2024.</w:t>
+      </w:r>
+    </w:p>
+    <w:p>
+      <w:pPr>
+        <w:pStyle w:val="ListParagraph"/>
+        <w:bidi w:val="0"/>
+        <w:rPr>
+          <w:lang w:bidi="fa-IR"/>
+        </w:rPr>
+      </w:pPr>
+    </w:p>
+    <w:p>
+      <w:pPr>
+        <w:pStyle w:val="ListParagraph"/>
+        <w:numPr>
+          <w:ilvl w:val="0"/>
+          <w:numId w:val="22"/>
+        </w:numPr>
+        <w:bidi w:val="0"/>
+        <w:rPr>
+          <w:lang w:bidi="fa-IR"/>
+        </w:rPr>
+      </w:pPr>
+      <w:r>
+        <w:rPr>
+          <w:lang w:bidi="fa-IR"/>
+        </w:rPr>
+        <w:t>X. Zhang </w:t>
+      </w:r>
+      <w:r>
+        <w:rPr>
+          <w:i/>
+          <w:iCs/>
+          <w:lang w:bidi="fa-IR"/>
+        </w:rPr>
+        <w:t>et al.</w:t>
+      </w:r>
+      <w:r>
+        <w:rPr>
+          <w:lang w:bidi="fa-IR"/>
+        </w:rPr>
+        <w:t>, "SEER: Self-Aligned Evidence Extraction for Retrieval-Augmented Generation," </w:t>
+      </w:r>
+      <w:proofErr w:type="spellStart"/>
+      <w:r>
+        <w:rPr>
+          <w:i/>
+          <w:iCs/>
+          <w:lang w:bidi="fa-IR"/>
+        </w:rPr>
+        <w:t>arXiv</w:t>
+      </w:r>
+      <w:proofErr w:type="spellEnd"/>
+      <w:r>
+        <w:rPr>
+          <w:i/>
+          <w:iCs/>
+          <w:lang w:bidi="fa-IR"/>
+        </w:rPr>
+        <w:t xml:space="preserve"> preprint arXiv:2410.11315</w:t>
+      </w:r>
+      <w:r>
+        <w:rPr>
+          <w:lang w:bidi="fa-IR"/>
+        </w:rPr>
+        <w:t>, 2024.</w:t>
+      </w:r>
+    </w:p>
+    <w:p>
+      <w:pPr>
+        <w:pStyle w:val="ListParagraph"/>
+        <w:bidi w:val="0"/>
+        <w:rPr>
+          <w:lang w:bidi="fa-IR"/>
+        </w:rPr>
+      </w:pPr>
+    </w:p>
+    <w:p>
+      <w:pPr>
+        <w:pStyle w:val="ListParagraph"/>
+        <w:numPr>
+          <w:ilvl w:val="0"/>
+          <w:numId w:val="22"/>
+        </w:numPr>
+        <w:bidi w:val="0"/>
+        <w:rPr>
+          <w:lang w:bidi="fa-IR"/>
+        </w:rPr>
+      </w:pPr>
+      <w:r>
+        <w:rPr>
+          <w:lang w:bidi="fa-IR"/>
+        </w:rPr>
+        <w:t>Y. Shi </w:t>
+      </w:r>
+      <w:r>
+        <w:rPr>
+          <w:i/>
+          <w:iCs/>
+          <w:lang w:bidi="fa-IR"/>
+        </w:rPr>
+        <w:t>et al.</w:t>
+      </w:r>
+      <w:r>
+        <w:rPr>
+          <w:lang w:bidi="fa-IR"/>
+        </w:rPr>
+        <w:t>, "Multi-view Content-aware Indexing for Long Document Retrieval," </w:t>
+      </w:r>
+      <w:proofErr w:type="spellStart"/>
+      <w:r>
+        <w:rPr>
+          <w:i/>
+          <w:iCs/>
+          <w:lang w:bidi="fa-IR"/>
+        </w:rPr>
+        <w:t>arXiv</w:t>
+      </w:r>
+      <w:proofErr w:type="spellEnd"/>
+      <w:r>
+        <w:rPr>
+          <w:i/>
+          <w:iCs/>
+          <w:lang w:bidi="fa-IR"/>
+        </w:rPr>
+        <w:t xml:space="preserve"> preprint arXiv:2404.15103</w:t>
+      </w:r>
+      <w:r>
+        <w:rPr>
+          <w:lang w:bidi="fa-IR"/>
+        </w:rPr>
+        <w:t>, 2024.</w:t>
+      </w:r>
+    </w:p>
+    <w:p>
+      <w:pPr>
+        <w:pStyle w:val="ListParagraph"/>
+        <w:bidi w:val="0"/>
+        <w:rPr>
+          <w:lang w:bidi="fa-IR"/>
+        </w:rPr>
+      </w:pPr>
+    </w:p>
+    <w:p>
+      <w:pPr>
+        <w:pStyle w:val="ListParagraph"/>
+        <w:numPr>
+          <w:ilvl w:val="0"/>
+          <w:numId w:val="22"/>
+        </w:numPr>
+        <w:bidi w:val="0"/>
+        <w:rPr>
+          <w:lang w:bidi="fa-IR"/>
+        </w:rPr>
+      </w:pPr>
+      <w:r>
+        <w:rPr>
+          <w:lang w:bidi="fa-IR"/>
+        </w:rPr>
+        <w:t>M. Guha, M. Alnasser, and S. V. S. P. K. R. Madipalli, "</w:t>
+      </w:r>
+      <w:proofErr w:type="spellStart"/>
+      <w:r>
+        <w:rPr>
+          <w:lang w:bidi="fa-IR"/>
+        </w:rPr>
+        <w:t>ChunkRAG</w:t>
+      </w:r>
+      <w:proofErr w:type="spellEnd"/>
+      <w:r>
+        <w:rPr>
+          <w:lang w:bidi="fa-IR"/>
+        </w:rPr>
+        <w:t>: Novel LLM-Chunk Filtering Method for RAG Systems," </w:t>
+      </w:r>
+      <w:proofErr w:type="spellStart"/>
+      <w:r>
+        <w:rPr>
+          <w:i/>
+          <w:iCs/>
+          <w:lang w:bidi="fa-IR"/>
+        </w:rPr>
+        <w:t>arXiv</w:t>
+      </w:r>
+      <w:proofErr w:type="spellEnd"/>
+      <w:r>
+        <w:rPr>
+          <w:i/>
+          <w:iCs/>
+          <w:lang w:bidi="fa-IR"/>
+        </w:rPr>
+        <w:t xml:space="preserve"> preprint arXiv:2410.19572</w:t>
+      </w:r>
+      <w:r>
+        <w:rPr>
+          <w:lang w:bidi="fa-IR"/>
+        </w:rPr>
+        <w:t>, 2024.</w:t>
+      </w:r>
+    </w:p>
+    <w:p>
+      <w:pPr>
+        <w:pStyle w:val="ListParagraph"/>
+        <w:bidi w:val="0"/>
+        <w:rPr>
+          <w:lang w:bidi="fa-IR"/>
+        </w:rPr>
+      </w:pPr>
+    </w:p>
+    <w:p>
+      <w:pPr>
+        <w:pStyle w:val="ListParagraph"/>
+        <w:numPr>
+          <w:ilvl w:val="0"/>
+          <w:numId w:val="22"/>
+        </w:numPr>
+        <w:bidi w:val="0"/>
+        <w:rPr>
+          <w:lang w:bidi="fa-IR"/>
+        </w:rPr>
+      </w:pPr>
+      <w:r>
+        <w:rPr>
+          <w:lang w:bidi="fa-IR"/>
+        </w:rPr>
+        <w:t>Y. Ma </w:t>
+      </w:r>
+      <w:r>
+        <w:rPr>
+          <w:i/>
+          <w:iCs/>
+          <w:lang w:bidi="fa-IR"/>
+        </w:rPr>
+        <w:t>et al.</w:t>
+      </w:r>
+      <w:r>
+        <w:rPr>
+          <w:lang w:bidi="fa-IR"/>
+        </w:rPr>
+        <w:t>, "</w:t>
+      </w:r>
+      <w:proofErr w:type="spellStart"/>
+      <w:r>
+        <w:rPr>
+          <w:lang w:bidi="fa-IR"/>
+        </w:rPr>
+        <w:t>CaseGNN</w:t>
+      </w:r>
+      <w:proofErr w:type="spellEnd"/>
+      <w:r>
+        <w:rPr>
+          <w:lang w:bidi="fa-IR"/>
+        </w:rPr>
+        <w:t>: Graph Neural Networks for Legal Case Retrieval with Text-Attributed Graphs," </w:t>
+      </w:r>
+      <w:proofErr w:type="spellStart"/>
+      <w:r>
+        <w:rPr>
+          <w:i/>
+          <w:iCs/>
+          <w:lang w:bidi="fa-IR"/>
+        </w:rPr>
+        <w:t>arXiv</w:t>
+      </w:r>
+      <w:proofErr w:type="spellEnd"/>
+      <w:r>
+        <w:rPr>
+          <w:i/>
+          <w:iCs/>
+          <w:lang w:bidi="fa-IR"/>
+        </w:rPr>
+        <w:t xml:space="preserve"> preprint arXiv:2312.11229</w:t>
+      </w:r>
+      <w:r>
+        <w:rPr>
+          <w:lang w:bidi="fa-IR"/>
+        </w:rPr>
+        <w:t>, 2023.​</w:t>
+      </w:r>
+    </w:p>
+    <w:p>
+      <w:pPr>
+        <w:pStyle w:val="ListParagraph"/>
+        <w:bidi w:val="0"/>
+        <w:rPr>
+          <w:lang w:bidi="fa-IR"/>
+        </w:rPr>
+      </w:pPr>
+    </w:p>
+    <w:p>
+      <w:pPr>
+        <w:pStyle w:val="ListParagraph"/>
+        <w:numPr>
+          <w:ilvl w:val="0"/>
+          <w:numId w:val="22"/>
+        </w:numPr>
+        <w:bidi w:val="0"/>
+        <w:rPr>
+          <w:lang w:bidi="fa-IR"/>
+        </w:rPr>
+      </w:pPr>
+      <w:r>
+        <w:rPr>
+          <w:lang w:bidi="fa-IR"/>
+        </w:rPr>
+        <w:t>Y. Ma </w:t>
+      </w:r>
+      <w:r>
+        <w:rPr>
+          <w:i/>
+          <w:iCs/>
+          <w:lang w:bidi="fa-IR"/>
+        </w:rPr>
+        <w:t>et al.</w:t>
+      </w:r>
+      <w:r>
+        <w:rPr>
+          <w:lang w:bidi="fa-IR"/>
+        </w:rPr>
+        <w:t>, "Financial Report Chunking for Effective Retrieval Augmented Generation," </w:t>
+      </w:r>
+      <w:proofErr w:type="spellStart"/>
+      <w:r>
+        <w:rPr>
+          <w:i/>
+          <w:iCs/>
+          <w:lang w:bidi="fa-IR"/>
+        </w:rPr>
+        <w:t>arXiv</w:t>
+      </w:r>
+      <w:proofErr w:type="spellEnd"/>
+      <w:r>
+        <w:rPr>
+          <w:i/>
+          <w:iCs/>
+          <w:lang w:bidi="fa-IR"/>
+        </w:rPr>
+        <w:t xml:space="preserve"> preprint arXiv:2402.05131</w:t>
+      </w:r>
+      <w:r>
+        <w:rPr>
+          <w:lang w:bidi="fa-IR"/>
+        </w:rPr>
+        <w:t>, 2024.</w:t>
+      </w:r>
+    </w:p>
+    <w:p>
+      <w:pPr>
+        <w:pStyle w:val="ListParagraph"/>
+        <w:rPr>
+          <w:lang w:bidi="fa-IR"/>
+        </w:rPr>
+      </w:pPr>
+    </w:p>
+    <w:p>
+      <w:pPr>
+        <w:pStyle w:val="ListParagraph"/>
+        <w:numPr>
+          <w:ilvl w:val="0"/>
+          <w:numId w:val="22"/>
+        </w:numPr>
+        <w:bidi w:val="0"/>
+        <w:rPr>
+          <w:lang w:bidi="fa-IR"/>
+        </w:rPr>
+      </w:pPr>
+      <w:r>
+        <w:rPr>
+          <w:lang w:bidi="fa-IR"/>
+        </w:rPr>
+        <w:t>J. Chen, S. Xiao, P. Zhang, K. Luo, D. Lian, and Z. Liu, "BGE M3-Embedding: Multi-Lingual, Multi-Functionality, Multi-Granularity Text Embeddings Through Self-Knowledge Distillation," </w:t>
+      </w:r>
+      <w:proofErr w:type="spellStart"/>
+      <w:r>
+        <w:rPr>
+          <w:i/>
+          <w:iCs/>
+          <w:lang w:bidi="fa-IR"/>
+        </w:rPr>
+        <w:t>arXiv</w:t>
+      </w:r>
+      <w:proofErr w:type="spellEnd"/>
+      <w:r>
+        <w:rPr>
+          <w:i/>
+          <w:iCs/>
+          <w:lang w:bidi="fa-IR"/>
+        </w:rPr>
+        <w:t xml:space="preserve"> preprint arXiv:2402.03216</w:t>
+      </w:r>
+      <w:r>
+        <w:rPr>
+          <w:lang w:bidi="fa-IR"/>
+        </w:rPr>
+        <w:t>, 2024.</w:t>
+      </w:r>
+    </w:p>
+    <w:p>
+      <w:pPr>
+        <w:bidi w:val="0"/>
+        <w:rPr>
+          <w:lang w:bidi="fa-IR"/>
+        </w:rPr>
+      </w:pPr>
+    </w:p>
+    <w:p>
+      <w:pPr>
+        <w:pStyle w:val="ListParagraph"/>
+        <w:numPr>
+          <w:ilvl w:val="0"/>
+          <w:numId w:val="22"/>
+        </w:numPr>
+        <w:bidi w:val="0"/>
+        <w:rPr>
+          <w:lang w:bidi="fa-IR"/>
+        </w:rPr>
+      </w:pPr>
+      <w:r>
+        <w:rPr>
+          <w:lang w:bidi="fa-IR"/>
+        </w:rPr>
+        <w:t>S. Xiao </w:t>
+      </w:r>
+      <w:r>
+        <w:rPr>
+          <w:i/>
+          <w:iCs/>
+          <w:lang w:bidi="fa-IR"/>
+        </w:rPr>
+        <w:t>et al.</w:t>
+      </w:r>
+      <w:r>
+        <w:rPr>
+          <w:lang w:bidi="fa-IR"/>
+        </w:rPr>
+        <w:t>, "RAPTOR: Recursive Abstractive Processing for Tree-Organized Retrieval," </w:t>
+      </w:r>
+      <w:proofErr w:type="spellStart"/>
+      <w:r>
+        <w:rPr>
+          <w:i/>
+          <w:iCs/>
+          <w:lang w:bidi="fa-IR"/>
+        </w:rPr>
+        <w:t>arXiv</w:t>
+      </w:r>
+      <w:proofErr w:type="spellEnd"/>
+      <w:r>
+        <w:rPr>
+          <w:i/>
+          <w:iCs/>
+          <w:lang w:bidi="fa-IR"/>
+        </w:rPr>
+        <w:t xml:space="preserve"> preprint arXiv:2401.18059</w:t>
+      </w:r>
+      <w:r>
+        <w:rPr>
+          <w:lang w:bidi="fa-IR"/>
+        </w:rPr>
+        <w:t>, 2024.</w:t>
+      </w:r>
+    </w:p>
+    <w:p>
+      <w:pPr>
+        <w:pStyle w:val="ListParagraph"/>
+        <w:rPr>
+          <w:lang w:bidi="fa-IR"/>
+        </w:rPr>
+      </w:pPr>
+    </w:p>
+    <w:p>
+      <w:pPr>
+        <w:pStyle w:val="ListParagraph"/>
+        <w:numPr>
+          <w:ilvl w:val="0"/>
+          <w:numId w:val="22"/>
+        </w:numPr>
+        <w:bidi w:val="0"/>
+        <w:rPr>
+          <w:lang w:bidi="fa-IR"/>
+        </w:rPr>
+      </w:pPr>
+      <w:r>
+        <w:rPr>
+          <w:lang w:bidi="fa-IR"/>
+        </w:rPr>
+        <w:t>X. Liu </w:t>
+      </w:r>
+      <w:r>
+        <w:rPr>
+          <w:i/>
+          <w:iCs/>
+          <w:lang w:bidi="fa-IR"/>
+        </w:rPr>
+        <w:t>et al.</w:t>
+      </w:r>
+      <w:r>
+        <w:rPr>
+          <w:lang w:bidi="fa-IR"/>
+        </w:rPr>
+        <w:t>, "CORAG: A Cost-Constrained Retrieval Optimization System for Retrieval-Augmented Generation," </w:t>
+      </w:r>
+      <w:proofErr w:type="spellStart"/>
+      <w:r>
+        <w:rPr>
+          <w:i/>
+          <w:iCs/>
+          <w:lang w:bidi="fa-IR"/>
+        </w:rPr>
+        <w:t>arXiv</w:t>
+      </w:r>
+      <w:proofErr w:type="spellEnd"/>
+      <w:r>
+        <w:rPr>
+          <w:i/>
+          <w:iCs/>
+          <w:lang w:bidi="fa-IR"/>
+        </w:rPr>
+        <w:t xml:space="preserve"> preprint arXiv:2411.00744</w:t>
+      </w:r>
+      <w:r>
+        <w:rPr>
+          <w:lang w:bidi="fa-IR"/>
+        </w:rPr>
+        <w:t>, 2024.</w:t>
+      </w:r>
+    </w:p>
+    <w:p>
+      <w:pPr>
+        <w:pStyle w:val="ListParagraph"/>
+        <w:rPr>
+          <w:lang w:bidi="fa-IR"/>
+        </w:rPr>
+      </w:pPr>
+    </w:p>
+    <w:p>
+      <w:pPr>
+        <w:pStyle w:val="ListParagraph"/>
+        <w:numPr>
+          <w:ilvl w:val="0"/>
+          <w:numId w:val="22"/>
+        </w:numPr>
+        <w:bidi w:val="0"/>
+        <w:rPr>
+          <w:lang w:bidi="fa-IR"/>
+        </w:rPr>
+      </w:pPr>
+      <w:r>
+        <w:rPr>
+          <w:i/>
+          <w:iCs/>
+          <w:lang w:bidi="fa-IR"/>
+        </w:rPr>
+        <w:t>J. Liu et al., "Boosting RAG: Picking Brains Before Searching," </w:t>
+      </w:r>
+      <w:proofErr w:type="spellStart"/>
+      <w:r>
+        <w:rPr>
+          <w:i/>
+          <w:iCs/>
+          <w:lang w:bidi="fa-IR"/>
+        </w:rPr>
+        <w:t>arXiv</w:t>
+      </w:r>
+      <w:proofErr w:type="spellEnd"/>
+      <w:r>
+        <w:rPr>
+          <w:i/>
+          <w:iCs/>
+          <w:lang w:bidi="fa-IR"/>
+        </w:rPr>
+        <w:t xml:space="preserve"> preprint arXiv:2410.13220, 2024.</w:t>
+      </w:r>
+    </w:p>
+    <w:p>
+      <w:pPr>
+        <w:pStyle w:val="ListParagraph"/>
+        <w:rPr>
+          <w:lang w:bidi="fa-IR"/>
+        </w:rPr>
+      </w:pPr>
+    </w:p>
+    <w:p>
+      <w:pPr>
+        <w:pStyle w:val="ListParagraph"/>
+        <w:numPr>
+          <w:ilvl w:val="0"/>
+          <w:numId w:val="22"/>
+        </w:numPr>
+        <w:bidi w:val="0"/>
+        <w:rPr>
+          <w:lang w:bidi="fa-IR"/>
+        </w:rPr>
+      </w:pPr>
+      <w:r>
+        <w:rPr>
+          <w:i/>
+          <w:iCs/>
+          <w:lang w:bidi="fa-IR"/>
+        </w:rPr>
+        <w:t>Z. Izadi et al., "Persian-</w:t>
+      </w:r>
+      <w:proofErr w:type="spellStart"/>
+      <w:r>
+        <w:rPr>
+          <w:i/>
+          <w:iCs/>
+          <w:lang w:bidi="fa-IR"/>
+        </w:rPr>
+        <w:t>LeX</w:t>
+      </w:r>
+      <w:proofErr w:type="spellEnd"/>
+      <w:r>
+        <w:rPr>
+          <w:i/>
+          <w:iCs/>
+          <w:lang w:bidi="fa-IR"/>
+        </w:rPr>
+        <w:t>: A Gold-Standard Legal Information Retrieval Dataset for Persian," in Proceedings of the 2023 Conference on Empirical Methods in Natural Language Processing, 2023, pp. 11003–11014.</w:t>
+      </w:r>
+    </w:p>
+    <w:p>
+      <w:pPr>
+        <w:pStyle w:val="ListParagraph"/>
+        <w:rPr>
+          <w:lang w:bidi="fa-IR"/>
+        </w:rPr>
+      </w:pPr>
+    </w:p>
+    <w:p>
+      <w:pPr>
+        <w:pStyle w:val="ListParagraph"/>
+        <w:numPr>
+          <w:ilvl w:val="0"/>
+          <w:numId w:val="22"/>
+        </w:numPr>
+        <w:bidi w:val="0"/>
+        <w:rPr>
+          <w:lang w:bidi="fa-IR"/>
+        </w:rPr>
+      </w:pPr>
+      <w:r>
+        <w:rPr>
+          <w:i/>
+          <w:iCs/>
+          <w:lang w:bidi="fa-IR"/>
+        </w:rPr>
+        <w:t>Z. Yu et al., "Chain-of-Note: Enhancing Robustness in Retrieval-Augmented Language Models," </w:t>
+      </w:r>
+      <w:proofErr w:type="spellStart"/>
+      <w:r>
+        <w:rPr>
+          <w:i/>
+          <w:iCs/>
+          <w:lang w:bidi="fa-IR"/>
+        </w:rPr>
+        <w:t>arXiv</w:t>
+      </w:r>
+      <w:proofErr w:type="spellEnd"/>
+      <w:r>
+        <w:rPr>
+          <w:i/>
+          <w:iCs/>
+          <w:lang w:bidi="fa-IR"/>
+        </w:rPr>
+        <w:t xml:space="preserve"> preprint arXiv:2311.09210, 2023.</w:t>
+      </w:r>
+    </w:p>
+    <w:p>
+      <w:pPr>
+        <w:pStyle w:val="ListParagraph"/>
+        <w:rPr>
+          <w:lang w:bidi="fa-IR"/>
+        </w:rPr>
+      </w:pPr>
+    </w:p>
+    <w:p>
+      <w:pPr>
+        <w:pStyle w:val="ListParagraph"/>
+        <w:numPr>
+          <w:ilvl w:val="0"/>
+          <w:numId w:val="22"/>
+        </w:numPr>
+        <w:bidi w:val="0"/>
+        <w:rPr>
+          <w:lang w:bidi="fa-IR"/>
+        </w:rPr>
+      </w:pPr>
+      <w:r>
+        <w:rPr>
+          <w:i/>
+          <w:iCs/>
+          <w:lang w:bidi="fa-IR"/>
+        </w:rPr>
+        <w:t>N. F. Liu, K. Lin, J. Hewitt, A. Paranjape, M. Bevilacqua, F. Petroni, and P. Liang, "Lost in the Middle: How Language Models Use Long Contexts," Transactions of the Association for Computational Linguistics, vol. 12, pp. 157–173, 2024.</w:t>
+      </w:r>
+    </w:p>
+    <w:p>
+      <w:pPr>
+        <w:pStyle w:val="ListParagraph"/>
+        <w:rPr>
+          <w:lang w:bidi="fa-IR"/>
+        </w:rPr>
+      </w:pPr>
+    </w:p>
+    <w:p>
+      <w:pPr>
+        <w:pStyle w:val="ListParagraph"/>
+        <w:numPr>
+          <w:ilvl w:val="0"/>
+          <w:numId w:val="22"/>
+        </w:numPr>
+        <w:bidi w:val="0"/>
+        <w:rPr>
+          <w:lang w:bidi="fa-IR"/>
+        </w:rPr>
+      </w:pPr>
+      <w:r>
+        <w:rPr>
+          <w:i/>
+          <w:iCs/>
+          <w:lang w:bidi="fa-IR"/>
+        </w:rPr>
+        <w:t xml:space="preserve">R. Thakur, N. Reimers, A. </w:t>
+      </w:r>
+      <w:proofErr w:type="spellStart"/>
+      <w:r>
+        <w:rPr>
+          <w:i/>
+          <w:iCs/>
+          <w:lang w:bidi="fa-IR"/>
+        </w:rPr>
+        <w:t>Rücklé</w:t>
+      </w:r>
+      <w:proofErr w:type="spellEnd"/>
+      <w:r>
+        <w:rPr>
+          <w:i/>
+          <w:iCs/>
+          <w:lang w:bidi="fa-IR"/>
+        </w:rPr>
+        <w:t xml:space="preserve">, A. Srivastava, and I. </w:t>
+      </w:r>
+      <w:proofErr w:type="spellStart"/>
+      <w:r>
+        <w:rPr>
+          <w:i/>
+          <w:iCs/>
+          <w:lang w:bidi="fa-IR"/>
+        </w:rPr>
+        <w:t>Gurevych</w:t>
+      </w:r>
+      <w:proofErr w:type="spellEnd"/>
+      <w:r>
+        <w:rPr>
+          <w:i/>
+          <w:iCs/>
+          <w:lang w:bidi="fa-IR"/>
+        </w:rPr>
+        <w:t>, "BEIR: A Heterogeneous Benchmark for Zero-shot Evaluation of Information Retrieval Models," in Proceedings of the Neural Information Processing Systems (</w:t>
+      </w:r>
+      <w:proofErr w:type="spellStart"/>
+      <w:r>
+        <w:rPr>
+          <w:i/>
+          <w:iCs/>
+          <w:lang w:bidi="fa-IR"/>
+        </w:rPr>
+        <w:t>NeurIPS</w:t>
+      </w:r>
+      <w:proofErr w:type="spellEnd"/>
+      <w:r>
+        <w:rPr>
+          <w:i/>
+          <w:iCs/>
+          <w:lang w:bidi="fa-IR"/>
+        </w:rPr>
+        <w:t>), Datasets and Benchmarks Track, 2021.</w:t>
+      </w:r>
+    </w:p>
+    <w:p>
+      <w:pPr>
+        <w:pStyle w:val="ListParagraph"/>
+        <w:rPr>
+          <w:lang w:bidi="fa-IR"/>
+        </w:rPr>
+      </w:pPr>
+    </w:p>
+    <w:p>
+      <w:pPr>
+        <w:pStyle w:val="ListParagraph"/>
+        <w:numPr>
+          <w:ilvl w:val="0"/>
+          <w:numId w:val="22"/>
+        </w:numPr>
+        <w:bidi w:val="0"/>
+        <w:rPr>
+          <w:lang w:bidi="fa-IR"/>
+        </w:rPr>
+      </w:pPr>
+      <w:r>
+        <w:rPr>
+          <w:i/>
+          <w:iCs/>
+          <w:lang w:bidi="fa-IR"/>
+        </w:rPr>
+        <w:t>J. Li et al., "Found in the Middle: Calibrating Positional Attention Bias Improves Long Context Utilization," </w:t>
+      </w:r>
+      <w:proofErr w:type="spellStart"/>
+      <w:r>
+        <w:rPr>
+          <w:i/>
+          <w:iCs/>
+          <w:lang w:bidi="fa-IR"/>
+        </w:rPr>
+        <w:t>arXiv</w:t>
+      </w:r>
+      <w:proofErr w:type="spellEnd"/>
+      <w:r>
+        <w:rPr>
+          <w:i/>
+          <w:iCs/>
+          <w:lang w:bidi="fa-IR"/>
+        </w:rPr>
+        <w:t xml:space="preserve"> preprint arXiv:2406.16008, 2024.</w:t>
+      </w:r>
+    </w:p>
+    <w:p>
+      <w:pPr>
+        <w:pStyle w:val="ListParagraph"/>
+        <w:rPr>
+          <w:lang w:bidi="fa-IR"/>
+        </w:rPr>
+      </w:pPr>
+    </w:p>
+    <w:p>
+      <w:pPr>
+        <w:pStyle w:val="ListParagraph"/>
+        <w:numPr>
+          <w:ilvl w:val="0"/>
+          <w:numId w:val="22"/>
+        </w:numPr>
+        <w:bidi w:val="0"/>
+        <w:rPr>
+          <w:lang w:bidi="fa-IR"/>
+        </w:rPr>
+      </w:pPr>
+      <w:r>
+        <w:rPr>
+          <w:i/>
+          <w:iCs/>
+          <w:lang w:bidi="fa-IR"/>
+        </w:rPr>
+        <w:t>P. Lewis et al., "Retrieval-Augmented Generation for Knowledge-Intensive NLP Tasks," in Advances in Neural Information Processing Systems (</w:t>
+      </w:r>
+      <w:proofErr w:type="spellStart"/>
+      <w:r>
+        <w:rPr>
+          <w:i/>
+          <w:iCs/>
+          <w:lang w:bidi="fa-IR"/>
+        </w:rPr>
+        <w:t>NeurIPS</w:t>
+      </w:r>
+      <w:proofErr w:type="spellEnd"/>
+      <w:r>
+        <w:rPr>
+          <w:i/>
+          <w:iCs/>
+          <w:lang w:bidi="fa-IR"/>
+        </w:rPr>
+        <w:t>), vol. 33, pp. 9459–9474, 2020.</w:t>
+      </w:r>
+    </w:p>
+    <w:p>
+      <w:pPr>
+        <w:pStyle w:val="ListParagraph"/>
+        <w:rPr>
+          <w:lang w:bidi="fa-IR"/>
+        </w:rPr>
+      </w:pPr>
+    </w:p>
+    <w:p>
+      <w:pPr>
+        <w:pStyle w:val="ListParagraph"/>
+        <w:numPr>
+          <w:ilvl w:val="0"/>
+          <w:numId w:val="22"/>
+        </w:numPr>
+        <w:bidi w:val="0"/>
+        <w:rPr>
+          <w:lang w:bidi="fa-IR"/>
+        </w:rPr>
+      </w:pPr>
+      <w:r>
+        <w:rPr>
+          <w:i/>
+          <w:iCs/>
+          <w:lang w:bidi="fa-IR"/>
+        </w:rPr>
+        <w:t>A. Mallen et al., "When Not to Trust Language Models: Investigating Effectiveness of Parametric and Non-Parametric Memories," in Proceedings of the 61st Annual Meeting of the Association for Computational Linguistics (ACL), 2023, pp. 9802–9822.</w:t>
+      </w:r>
+    </w:p>
+    <w:p>
+      <w:pPr>
+        <w:bidi w:val="0"/>
+        <w:rPr>
+          <w:lang w:bidi="fa-IR"/>
+        </w:rPr>
+      </w:pPr>
+    </w:p>
+    <w:p>
+      <w:pPr>
+        <w:pStyle w:val="ListParagraph"/>
+        <w:numPr>
+          <w:ilvl w:val="0"/>
+          <w:numId w:val="22"/>
+        </w:numPr>
+        <w:bidi w:val="0"/>
+        <w:rPr>
+          <w:lang w:bidi="fa-IR"/>
+        </w:rPr>
+      </w:pPr>
+      <w:r>
+        <w:rPr>
+          <w:i/>
+          <w:iCs/>
+          <w:lang w:bidi="fa-IR"/>
+        </w:rPr>
+        <w:t>H. Chen et al., "</w:t>
+      </w:r>
+      <w:proofErr w:type="spellStart"/>
+      <w:r>
+        <w:rPr>
+          <w:i/>
+          <w:iCs/>
+          <w:lang w:bidi="fa-IR"/>
+        </w:rPr>
+        <w:t>FrugalGPT</w:t>
+      </w:r>
+      <w:proofErr w:type="spellEnd"/>
+      <w:r>
+        <w:rPr>
+          <w:i/>
+          <w:iCs/>
+          <w:lang w:bidi="fa-IR"/>
+        </w:rPr>
+        <w:t>: How to Use Large Language Models While Reducing Cost and Improving Performance," </w:t>
+      </w:r>
+      <w:proofErr w:type="spellStart"/>
+      <w:r>
+        <w:rPr>
+          <w:i/>
+          <w:iCs/>
+          <w:lang w:bidi="fa-IR"/>
+        </w:rPr>
+        <w:t>arXiv</w:t>
+      </w:r>
+      <w:proofErr w:type="spellEnd"/>
+      <w:r>
+        <w:rPr>
+          <w:i/>
+          <w:iCs/>
+          <w:lang w:bidi="fa-IR"/>
+        </w:rPr>
+        <w:t xml:space="preserve"> preprint arXiv:2305.05176, 2023.</w:t>
       </w:r>
     </w:p>
     <w:sectPr>
@@ -1760,7 +3023,6 @@
   <w:style w:type="character" w:default="1" w:styleId="DefaultParagraphFont">
     <w:name w:val="Default Paragraph Font"/>
     <w:uiPriority w:val="1"/>
-    <w:semiHidden/>
     <w:unhideWhenUsed/>
   </w:style>
   <w:style w:type="table" w:default="1" w:styleId="TableNormal">

--- a/1-BaselineTest/Models Responses/REports/Brown et al.docx
+++ b/1-BaselineTest/Models Responses/REports/Brown et al.docx
@@ -9,6 +9,7 @@
           <w:numId w:val="22"/>
         </w:numPr>
         <w:bidi w:val="0"/>
+        <w:spacing w:line="276" w:lineRule="auto"/>
         <w:rPr>
           <w:lang w:bidi="fa-IR"/>
         </w:rPr>
@@ -23,6 +24,7 @@
     <w:p>
       <w:pPr>
         <w:bidi w:val="0"/>
+        <w:spacing w:line="276" w:lineRule="auto"/>
         <w:rPr>
           <w:lang w:bidi="fa-IR"/>
         </w:rPr>
@@ -36,6 +38,7 @@
           <w:numId w:val="22"/>
         </w:numPr>
         <w:bidi w:val="0"/>
+        <w:spacing w:line="276" w:lineRule="auto"/>
         <w:rPr>
           <w:lang w:bidi="fa-IR"/>
         </w:rPr>
@@ -64,6 +67,7 @@
       <w:pPr>
         <w:pStyle w:val="ListParagraph"/>
         <w:bidi w:val="0"/>
+        <w:spacing w:line="276" w:lineRule="auto"/>
         <w:rPr>
           <w:lang w:bidi="fa-IR"/>
         </w:rPr>
@@ -77,6 +81,7 @@
           <w:numId w:val="22"/>
         </w:numPr>
         <w:bidi w:val="0"/>
+        <w:spacing w:line="276" w:lineRule="auto"/>
         <w:rPr>
           <w:lang w:bidi="fa-IR"/>
         </w:rPr>
@@ -92,6 +97,7 @@
       <w:pPr>
         <w:pStyle w:val="ListParagraph"/>
         <w:bidi w:val="0"/>
+        <w:spacing w:line="276" w:lineRule="auto"/>
         <w:rPr>
           <w:lang w:bidi="fa-IR"/>
         </w:rPr>
@@ -105,6 +111,7 @@
           <w:numId w:val="22"/>
         </w:numPr>
         <w:bidi w:val="0"/>
+        <w:spacing w:line="276" w:lineRule="auto"/>
         <w:rPr>
           <w:lang w:bidi="fa-IR"/>
         </w:rPr>
@@ -127,6 +134,7 @@
     <w:p>
       <w:pPr>
         <w:bidi w:val="0"/>
+        <w:spacing w:line="276" w:lineRule="auto"/>
         <w:rPr>
           <w:lang w:bidi="fa-IR"/>
         </w:rPr>
@@ -140,6 +148,7 @@
           <w:numId w:val="22"/>
         </w:numPr>
         <w:bidi w:val="0"/>
+        <w:spacing w:line="276" w:lineRule="auto"/>
         <w:rPr>
           <w:lang w:bidi="fa-IR"/>
         </w:rPr>
@@ -155,6 +164,7 @@
       <w:pPr>
         <w:pStyle w:val="ListParagraph"/>
         <w:bidi w:val="0"/>
+        <w:spacing w:line="276" w:lineRule="auto"/>
         <w:rPr>
           <w:lang w:bidi="fa-IR"/>
         </w:rPr>
@@ -168,6 +178,7 @@
           <w:numId w:val="22"/>
         </w:numPr>
         <w:bidi w:val="0"/>
+        <w:spacing w:line="276" w:lineRule="auto"/>
         <w:rPr>
           <w:lang w:bidi="fa-IR"/>
         </w:rPr>
@@ -183,6 +194,7 @@
       <w:pPr>
         <w:pStyle w:val="ListParagraph"/>
         <w:bidi w:val="0"/>
+        <w:spacing w:line="276" w:lineRule="auto"/>
         <w:rPr>
           <w:lang w:bidi="fa-IR"/>
         </w:rPr>
@@ -196,6 +208,7 @@
           <w:numId w:val="22"/>
         </w:numPr>
         <w:bidi w:val="0"/>
+        <w:spacing w:line="276" w:lineRule="auto"/>
         <w:rPr>
           <w:lang w:bidi="fa-IR"/>
         </w:rPr>
@@ -211,6 +224,7 @@
       <w:pPr>
         <w:pStyle w:val="ListParagraph"/>
         <w:bidi w:val="0"/>
+        <w:spacing w:line="276" w:lineRule="auto"/>
         <w:rPr>
           <w:lang w:bidi="fa-IR"/>
         </w:rPr>
@@ -224,6 +238,7 @@
           <w:numId w:val="22"/>
         </w:numPr>
         <w:bidi w:val="0"/>
+        <w:spacing w:line="276" w:lineRule="auto"/>
         <w:rPr>
           <w:lang w:bidi="fa-IR"/>
         </w:rPr>
@@ -259,7 +274,7 @@
       <w:pPr>
         <w:pStyle w:val="ListParagraph"/>
         <w:bidi w:val="0"/>
-        <w:jc w:val="right"/>
+        <w:spacing w:line="276" w:lineRule="auto"/>
         <w:rPr>
           <w:lang w:bidi="fa-IR"/>
         </w:rPr>
@@ -273,6 +288,7 @@
           <w:numId w:val="22"/>
         </w:numPr>
         <w:bidi w:val="0"/>
+        <w:spacing w:line="276" w:lineRule="auto"/>
         <w:rPr>
           <w:lang w:bidi="fa-IR"/>
         </w:rPr>
@@ -288,6 +304,7 @@
       <w:pPr>
         <w:pStyle w:val="ListParagraph"/>
         <w:bidi w:val="0"/>
+        <w:spacing w:line="276" w:lineRule="auto"/>
         <w:rPr>
           <w:lang w:bidi="fa-IR"/>
         </w:rPr>
@@ -301,6 +318,7 @@
           <w:numId w:val="22"/>
         </w:numPr>
         <w:bidi w:val="0"/>
+        <w:spacing w:line="276" w:lineRule="auto"/>
         <w:rPr>
           <w:lang w:bidi="fa-IR"/>
         </w:rPr>
@@ -316,6 +334,7 @@
       <w:pPr>
         <w:pStyle w:val="ListParagraph"/>
         <w:bidi w:val="0"/>
+        <w:spacing w:line="276" w:lineRule="auto"/>
         <w:rPr>
           <w:lang w:bidi="fa-IR"/>
         </w:rPr>
@@ -329,6 +348,7 @@
           <w:numId w:val="22"/>
         </w:numPr>
         <w:bidi w:val="0"/>
+        <w:spacing w:line="276" w:lineRule="auto"/>
         <w:rPr>
           <w:lang w:bidi="fa-IR"/>
         </w:rPr>
@@ -344,6 +364,7 @@
       <w:pPr>
         <w:pStyle w:val="ListParagraph"/>
         <w:bidi w:val="0"/>
+        <w:spacing w:line="276" w:lineRule="auto"/>
         <w:rPr>
           <w:lang w:bidi="fa-IR"/>
         </w:rPr>
@@ -357,6 +378,7 @@
           <w:numId w:val="22"/>
         </w:numPr>
         <w:bidi w:val="0"/>
+        <w:spacing w:line="276" w:lineRule="auto"/>
         <w:rPr>
           <w:lang w:bidi="fa-IR"/>
         </w:rPr>
@@ -372,6 +394,7 @@
       <w:pPr>
         <w:pStyle w:val="ListParagraph"/>
         <w:bidi w:val="0"/>
+        <w:spacing w:line="276" w:lineRule="auto"/>
         <w:rPr>
           <w:lang w:bidi="fa-IR"/>
         </w:rPr>
@@ -385,6 +408,7 @@
           <w:numId w:val="22"/>
         </w:numPr>
         <w:bidi w:val="0"/>
+        <w:spacing w:line="276" w:lineRule="auto"/>
         <w:rPr>
           <w:lang w:bidi="fa-IR"/>
         </w:rPr>
@@ -414,6 +438,7 @@
       <w:pPr>
         <w:pStyle w:val="ListParagraph"/>
         <w:bidi w:val="0"/>
+        <w:spacing w:line="276" w:lineRule="auto"/>
         <w:rPr>
           <w:lang w:bidi="fa-IR"/>
         </w:rPr>
@@ -427,6 +452,7 @@
           <w:numId w:val="22"/>
         </w:numPr>
         <w:bidi w:val="0"/>
+        <w:spacing w:line="276" w:lineRule="auto"/>
         <w:rPr>
           <w:lang w:bidi="fa-IR"/>
         </w:rPr>
@@ -442,6 +468,7 @@
       <w:pPr>
         <w:pStyle w:val="ListParagraph"/>
         <w:bidi w:val="0"/>
+        <w:spacing w:line="276" w:lineRule="auto"/>
         <w:rPr>
           <w:lang w:bidi="fa-IR"/>
         </w:rPr>
@@ -455,6 +482,7 @@
           <w:numId w:val="22"/>
         </w:numPr>
         <w:bidi w:val="0"/>
+        <w:spacing w:line="276" w:lineRule="auto"/>
         <w:rPr>
           <w:lang w:bidi="fa-IR"/>
         </w:rPr>
@@ -478,6 +506,7 @@
       <w:pPr>
         <w:pStyle w:val="ListParagraph"/>
         <w:bidi w:val="0"/>
+        <w:spacing w:line="276" w:lineRule="auto"/>
         <w:rPr>
           <w:lang w:bidi="fa-IR"/>
         </w:rPr>
@@ -491,6 +520,7 @@
           <w:numId w:val="22"/>
         </w:numPr>
         <w:bidi w:val="0"/>
+        <w:spacing w:line="276" w:lineRule="auto"/>
         <w:rPr>
           <w:lang w:bidi="fa-IR"/>
         </w:rPr>
@@ -544,6 +574,7 @@
       <w:pPr>
         <w:pStyle w:val="ListParagraph"/>
         <w:bidi w:val="0"/>
+        <w:spacing w:line="276" w:lineRule="auto"/>
         <w:rPr>
           <w:lang w:bidi="fa-IR"/>
         </w:rPr>
@@ -557,6 +588,7 @@
           <w:numId w:val="22"/>
         </w:numPr>
         <w:bidi w:val="0"/>
+        <w:spacing w:line="276" w:lineRule="auto"/>
         <w:rPr>
           <w:lang w:bidi="fa-IR"/>
         </w:rPr>
@@ -610,6 +642,7 @@
       <w:pPr>
         <w:pStyle w:val="ListParagraph"/>
         <w:bidi w:val="0"/>
+        <w:spacing w:line="276" w:lineRule="auto"/>
         <w:rPr>
           <w:lang w:bidi="fa-IR"/>
         </w:rPr>
@@ -623,6 +656,7 @@
           <w:numId w:val="22"/>
         </w:numPr>
         <w:bidi w:val="0"/>
+        <w:spacing w:line="276" w:lineRule="auto"/>
         <w:rPr>
           <w:lang w:bidi="fa-IR"/>
         </w:rPr>
@@ -676,6 +710,7 @@
       <w:pPr>
         <w:pStyle w:val="ListParagraph"/>
         <w:bidi w:val="0"/>
+        <w:spacing w:line="276" w:lineRule="auto"/>
         <w:rPr>
           <w:lang w:bidi="fa-IR"/>
         </w:rPr>
@@ -689,6 +724,7 @@
           <w:numId w:val="22"/>
         </w:numPr>
         <w:bidi w:val="0"/>
+        <w:spacing w:line="276" w:lineRule="auto"/>
         <w:rPr>
           <w:lang w:bidi="fa-IR"/>
         </w:rPr>
@@ -742,6 +778,7 @@
       <w:pPr>
         <w:pStyle w:val="ListParagraph"/>
         <w:bidi w:val="0"/>
+        <w:spacing w:line="276" w:lineRule="auto"/>
         <w:rPr>
           <w:lang w:bidi="fa-IR"/>
         </w:rPr>
@@ -755,6 +792,7 @@
           <w:numId w:val="22"/>
         </w:numPr>
         <w:bidi w:val="0"/>
+        <w:spacing w:line="276" w:lineRule="auto"/>
         <w:rPr>
           <w:lang w:bidi="fa-IR"/>
         </w:rPr>
@@ -808,6 +846,7 @@
       <w:pPr>
         <w:pStyle w:val="ListParagraph"/>
         <w:bidi w:val="0"/>
+        <w:spacing w:line="276" w:lineRule="auto"/>
         <w:rPr>
           <w:lang w:bidi="fa-IR"/>
         </w:rPr>
@@ -821,14 +860,16 @@
           <w:numId w:val="22"/>
         </w:numPr>
         <w:bidi w:val="0"/>
-        <w:rPr>
-          <w:lang w:bidi="fa-IR"/>
-        </w:rPr>
-      </w:pPr>
-      <w:r>
-        <w:rPr>
-          <w:lang w:bidi="fa-IR"/>
-        </w:rPr>
+        <w:spacing w:line="276" w:lineRule="auto"/>
+        <w:rPr>
+          <w:lang w:bidi="fa-IR"/>
+        </w:rPr>
+      </w:pPr>
+      <w:r>
+        <w:rPr>
+          <w:lang w:bidi="fa-IR"/>
+        </w:rPr>
+        <w:lastRenderedPageBreak/>
         <w:t>Y. Shi </w:t>
       </w:r>
       <w:r>
@@ -874,6 +915,7 @@
       <w:pPr>
         <w:pStyle w:val="ListParagraph"/>
         <w:bidi w:val="0"/>
+        <w:spacing w:line="276" w:lineRule="auto"/>
         <w:rPr>
           <w:lang w:bidi="fa-IR"/>
         </w:rPr>
@@ -887,6 +929,7 @@
           <w:numId w:val="22"/>
         </w:numPr>
         <w:bidi w:val="0"/>
+        <w:spacing w:line="276" w:lineRule="auto"/>
         <w:rPr>
           <w:lang w:bidi="fa-IR"/>
         </w:rPr>
@@ -940,6 +983,7 @@
       <w:pPr>
         <w:pStyle w:val="ListParagraph"/>
         <w:bidi w:val="0"/>
+        <w:spacing w:line="276" w:lineRule="auto"/>
         <w:rPr>
           <w:lang w:bidi="fa-IR"/>
         </w:rPr>
@@ -953,6 +997,7 @@
           <w:numId w:val="22"/>
         </w:numPr>
         <w:bidi w:val="0"/>
+        <w:spacing w:line="276" w:lineRule="auto"/>
         <w:rPr>
           <w:lang w:bidi="fa-IR"/>
         </w:rPr>
@@ -1020,6 +1065,7 @@
       <w:pPr>
         <w:pStyle w:val="ListParagraph"/>
         <w:bidi w:val="0"/>
+        <w:spacing w:line="276" w:lineRule="auto"/>
         <w:rPr>
           <w:lang w:bidi="fa-IR"/>
         </w:rPr>
@@ -1033,6 +1079,7 @@
           <w:numId w:val="22"/>
         </w:numPr>
         <w:bidi w:val="0"/>
+        <w:spacing w:line="276" w:lineRule="auto"/>
         <w:rPr>
           <w:lang w:bidi="fa-IR"/>
         </w:rPr>
@@ -1085,6 +1132,8 @@
     <w:p>
       <w:pPr>
         <w:pStyle w:val="ListParagraph"/>
+        <w:bidi w:val="0"/>
+        <w:spacing w:line="276" w:lineRule="auto"/>
         <w:rPr>
           <w:lang w:bidi="fa-IR"/>
         </w:rPr>
@@ -1098,6 +1147,7 @@
           <w:numId w:val="22"/>
         </w:numPr>
         <w:bidi w:val="0"/>
+        <w:spacing w:line="276" w:lineRule="auto"/>
         <w:rPr>
           <w:lang w:bidi="fa-IR"/>
         </w:rPr>
@@ -1136,6 +1186,7 @@
     <w:p>
       <w:pPr>
         <w:bidi w:val="0"/>
+        <w:spacing w:line="276" w:lineRule="auto"/>
         <w:rPr>
           <w:lang w:bidi="fa-IR"/>
         </w:rPr>
@@ -1149,6 +1200,7 @@
           <w:numId w:val="22"/>
         </w:numPr>
         <w:bidi w:val="0"/>
+        <w:spacing w:line="276" w:lineRule="auto"/>
         <w:rPr>
           <w:lang w:bidi="fa-IR"/>
         </w:rPr>
@@ -1201,6 +1253,8 @@
     <w:p>
       <w:pPr>
         <w:pStyle w:val="ListParagraph"/>
+        <w:bidi w:val="0"/>
+        <w:spacing w:line="276" w:lineRule="auto"/>
         <w:rPr>
           <w:lang w:bidi="fa-IR"/>
         </w:rPr>
@@ -1214,6 +1268,7 @@
           <w:numId w:val="22"/>
         </w:numPr>
         <w:bidi w:val="0"/>
+        <w:spacing w:line="276" w:lineRule="auto"/>
         <w:rPr>
           <w:lang w:bidi="fa-IR"/>
         </w:rPr>
@@ -1266,6 +1321,8 @@
     <w:p>
       <w:pPr>
         <w:pStyle w:val="ListParagraph"/>
+        <w:bidi w:val="0"/>
+        <w:spacing w:line="276" w:lineRule="auto"/>
         <w:rPr>
           <w:lang w:bidi="fa-IR"/>
         </w:rPr>
@@ -1279,6 +1336,7 @@
           <w:numId w:val="22"/>
         </w:numPr>
         <w:bidi w:val="0"/>
+        <w:spacing w:line="276" w:lineRule="auto"/>
         <w:rPr>
           <w:lang w:bidi="fa-IR"/>
         </w:rPr>
@@ -1313,6 +1371,8 @@
     <w:p>
       <w:pPr>
         <w:pStyle w:val="ListParagraph"/>
+        <w:bidi w:val="0"/>
+        <w:spacing w:line="276" w:lineRule="auto"/>
         <w:rPr>
           <w:lang w:bidi="fa-IR"/>
         </w:rPr>
@@ -1326,6 +1386,7 @@
           <w:numId w:val="22"/>
         </w:numPr>
         <w:bidi w:val="0"/>
+        <w:spacing w:line="276" w:lineRule="auto"/>
         <w:rPr>
           <w:lang w:bidi="fa-IR"/>
         </w:rPr>
@@ -1360,6 +1421,8 @@
     <w:p>
       <w:pPr>
         <w:pStyle w:val="ListParagraph"/>
+        <w:bidi w:val="0"/>
+        <w:spacing w:line="276" w:lineRule="auto"/>
         <w:rPr>
           <w:lang w:bidi="fa-IR"/>
         </w:rPr>
@@ -1373,6 +1436,7 @@
           <w:numId w:val="22"/>
         </w:numPr>
         <w:bidi w:val="0"/>
+        <w:spacing w:line="276" w:lineRule="auto"/>
         <w:rPr>
           <w:lang w:bidi="fa-IR"/>
         </w:rPr>
@@ -1407,6 +1471,8 @@
     <w:p>
       <w:pPr>
         <w:pStyle w:val="ListParagraph"/>
+        <w:bidi w:val="0"/>
+        <w:spacing w:line="276" w:lineRule="auto"/>
         <w:rPr>
           <w:lang w:bidi="fa-IR"/>
         </w:rPr>
@@ -1420,6 +1486,7 @@
           <w:numId w:val="22"/>
         </w:numPr>
         <w:bidi w:val="0"/>
+        <w:spacing w:line="276" w:lineRule="auto"/>
         <w:rPr>
           <w:lang w:bidi="fa-IR"/>
         </w:rPr>
@@ -1436,6 +1503,8 @@
     <w:p>
       <w:pPr>
         <w:pStyle w:val="ListParagraph"/>
+        <w:bidi w:val="0"/>
+        <w:spacing w:line="276" w:lineRule="auto"/>
         <w:rPr>
           <w:lang w:bidi="fa-IR"/>
         </w:rPr>
@@ -1449,6 +1518,7 @@
           <w:numId w:val="22"/>
         </w:numPr>
         <w:bidi w:val="0"/>
+        <w:spacing w:line="276" w:lineRule="auto"/>
         <w:rPr>
           <w:lang w:bidi="fa-IR"/>
         </w:rPr>
@@ -1519,6 +1589,8 @@
     <w:p>
       <w:pPr>
         <w:pStyle w:val="ListParagraph"/>
+        <w:bidi w:val="0"/>
+        <w:spacing w:line="276" w:lineRule="auto"/>
         <w:rPr>
           <w:lang w:bidi="fa-IR"/>
         </w:rPr>
@@ -1532,6 +1604,7 @@
           <w:numId w:val="22"/>
         </w:numPr>
         <w:bidi w:val="0"/>
+        <w:spacing w:line="276" w:lineRule="auto"/>
         <w:rPr>
           <w:lang w:bidi="fa-IR"/>
         </w:rPr>
@@ -1566,6 +1639,8 @@
     <w:p>
       <w:pPr>
         <w:pStyle w:val="ListParagraph"/>
+        <w:bidi w:val="0"/>
+        <w:spacing w:line="276" w:lineRule="auto"/>
         <w:rPr>
           <w:lang w:bidi="fa-IR"/>
         </w:rPr>
@@ -1579,6 +1654,7 @@
           <w:numId w:val="22"/>
         </w:numPr>
         <w:bidi w:val="0"/>
+        <w:spacing w:line="276" w:lineRule="auto"/>
         <w:rPr>
           <w:lang w:bidi="fa-IR"/>
         </w:rPr>
@@ -1613,6 +1689,8 @@
     <w:p>
       <w:pPr>
         <w:pStyle w:val="ListParagraph"/>
+        <w:bidi w:val="0"/>
+        <w:spacing w:line="276" w:lineRule="auto"/>
         <w:rPr>
           <w:lang w:bidi="fa-IR"/>
         </w:rPr>
@@ -1626,22 +1704,25 @@
           <w:numId w:val="22"/>
         </w:numPr>
         <w:bidi w:val="0"/>
-        <w:rPr>
-          <w:lang w:bidi="fa-IR"/>
-        </w:rPr>
-      </w:pPr>
-      <w:r>
-        <w:rPr>
-          <w:i/>
-          <w:iCs/>
-          <w:lang w:bidi="fa-IR"/>
-        </w:rPr>
+        <w:spacing w:line="276" w:lineRule="auto"/>
+        <w:rPr>
+          <w:lang w:bidi="fa-IR"/>
+        </w:rPr>
+      </w:pPr>
+      <w:r>
+        <w:rPr>
+          <w:i/>
+          <w:iCs/>
+          <w:lang w:bidi="fa-IR"/>
+        </w:rPr>
+        <w:lastRenderedPageBreak/>
         <w:t>A. Mallen et al., "When Not to Trust Language Models: Investigating Effectiveness of Parametric and Non-Parametric Memories," in Proceedings of the 61st Annual Meeting of the Association for Computational Linguistics (ACL), 2023, pp. 9802–9822.</w:t>
       </w:r>
     </w:p>
     <w:p>
       <w:pPr>
         <w:bidi w:val="0"/>
+        <w:spacing w:line="276" w:lineRule="auto"/>
         <w:rPr>
           <w:lang w:bidi="fa-IR"/>
         </w:rPr>
@@ -1655,6 +1736,7 @@
           <w:numId w:val="22"/>
         </w:numPr>
         <w:bidi w:val="0"/>
+        <w:spacing w:line="276" w:lineRule="auto"/>
         <w:rPr>
           <w:lang w:bidi="fa-IR"/>
         </w:rPr>
@@ -1702,6 +1784,368 @@
           <w:lang w:bidi="fa-IR"/>
         </w:rPr>
         <w:t xml:space="preserve"> preprint arXiv:2305.05176, 2023.</w:t>
+      </w:r>
+    </w:p>
+    <w:p>
+      <w:pPr>
+        <w:pStyle w:val="ListParagraph"/>
+        <w:bidi w:val="0"/>
+        <w:spacing w:line="276" w:lineRule="auto"/>
+        <w:rPr>
+          <w:lang w:bidi="fa-IR"/>
+        </w:rPr>
+      </w:pPr>
+    </w:p>
+    <w:p>
+      <w:pPr>
+        <w:pStyle w:val="ListParagraph"/>
+        <w:numPr>
+          <w:ilvl w:val="0"/>
+          <w:numId w:val="22"/>
+        </w:numPr>
+        <w:bidi w:val="0"/>
+        <w:spacing w:line="276" w:lineRule="auto"/>
+        <w:rPr>
+          <w:lang w:bidi="fa-IR"/>
+        </w:rPr>
+      </w:pPr>
+      <w:r>
+        <w:rPr>
+          <w:lang w:bidi="fa-IR"/>
+        </w:rPr>
+        <w:t>Z. Li </w:t>
+      </w:r>
+      <w:r>
+        <w:rPr>
+          <w:i/>
+          <w:iCs/>
+          <w:lang w:bidi="fa-IR"/>
+        </w:rPr>
+        <w:t>et al.</w:t>
+      </w:r>
+      <w:r>
+        <w:rPr>
+          <w:lang w:bidi="fa-IR"/>
+        </w:rPr>
+        <w:t>, "Hybrid Retrieval-Augmented Generation Agent for Trustworthy Legal Question Answering in Judicial Forensics," </w:t>
+      </w:r>
+      <w:proofErr w:type="spellStart"/>
+      <w:r>
+        <w:rPr>
+          <w:i/>
+          <w:iCs/>
+          <w:lang w:bidi="fa-IR"/>
+        </w:rPr>
+        <w:t>arXiv</w:t>
+      </w:r>
+      <w:proofErr w:type="spellEnd"/>
+      <w:r>
+        <w:rPr>
+          <w:i/>
+          <w:iCs/>
+          <w:lang w:bidi="fa-IR"/>
+        </w:rPr>
+        <w:t xml:space="preserve"> preprint arXiv:2511.01668</w:t>
+      </w:r>
+      <w:r>
+        <w:rPr>
+          <w:lang w:bidi="fa-IR"/>
+        </w:rPr>
+        <w:t>, 2025.</w:t>
+      </w:r>
+    </w:p>
+    <w:p>
+      <w:pPr>
+        <w:pStyle w:val="ListParagraph"/>
+        <w:bidi w:val="0"/>
+        <w:spacing w:line="276" w:lineRule="auto"/>
+        <w:rPr>
+          <w:lang w:bidi="fa-IR"/>
+        </w:rPr>
+      </w:pPr>
+    </w:p>
+    <w:p>
+      <w:pPr>
+        <w:pStyle w:val="ListParagraph"/>
+        <w:numPr>
+          <w:ilvl w:val="0"/>
+          <w:numId w:val="22"/>
+        </w:numPr>
+        <w:bidi w:val="0"/>
+        <w:spacing w:line="276" w:lineRule="auto"/>
+        <w:rPr>
+          <w:lang w:bidi="fa-IR"/>
+        </w:rPr>
+      </w:pPr>
+      <w:r>
+        <w:rPr>
+          <w:lang w:bidi="fa-IR"/>
+        </w:rPr>
+        <w:t>Y. Wan </w:t>
+      </w:r>
+      <w:r>
+        <w:rPr>
+          <w:i/>
+          <w:iCs/>
+          <w:lang w:bidi="fa-IR"/>
+        </w:rPr>
+        <w:t>et al.</w:t>
+      </w:r>
+      <w:r>
+        <w:rPr>
+          <w:lang w:bidi="fa-IR"/>
+        </w:rPr>
+        <w:t>, "Intelligent Legal Assistant: An Interactive Clarification System for Legal Question Answering," </w:t>
+      </w:r>
+      <w:proofErr w:type="spellStart"/>
+      <w:r>
+        <w:rPr>
+          <w:i/>
+          <w:iCs/>
+          <w:lang w:bidi="fa-IR"/>
+        </w:rPr>
+        <w:t>arXiv</w:t>
+      </w:r>
+      <w:proofErr w:type="spellEnd"/>
+      <w:r>
+        <w:rPr>
+          <w:i/>
+          <w:iCs/>
+          <w:lang w:bidi="fa-IR"/>
+        </w:rPr>
+        <w:t xml:space="preserve"> preprint arXiv:2502.07904</w:t>
+      </w:r>
+      <w:r>
+        <w:rPr>
+          <w:lang w:bidi="fa-IR"/>
+        </w:rPr>
+        <w:t>, 2025.</w:t>
+      </w:r>
+    </w:p>
+    <w:p>
+      <w:pPr>
+        <w:pStyle w:val="ListParagraph"/>
+        <w:spacing w:line="276" w:lineRule="auto"/>
+        <w:rPr>
+          <w:lang w:bidi="fa-IR"/>
+        </w:rPr>
+      </w:pPr>
+    </w:p>
+    <w:p>
+      <w:pPr>
+        <w:pStyle w:val="ListParagraph"/>
+        <w:numPr>
+          <w:ilvl w:val="0"/>
+          <w:numId w:val="22"/>
+        </w:numPr>
+        <w:bidi w:val="0"/>
+        <w:spacing w:line="276" w:lineRule="auto"/>
+        <w:rPr>
+          <w:lang w:bidi="fa-IR"/>
+        </w:rPr>
+      </w:pPr>
+      <w:r>
+        <w:rPr>
+          <w:lang w:bidi="fa-IR"/>
+        </w:rPr>
+        <w:t xml:space="preserve">W. Yu et al., "Can Large Language Models Grasp Legal Theories? Enhance Legal Reasoning with Insights from Multi-Agent Collaboration," </w:t>
+      </w:r>
+      <w:proofErr w:type="spellStart"/>
+      <w:r>
+        <w:rPr>
+          <w:lang w:bidi="fa-IR"/>
+        </w:rPr>
+        <w:t>arXiv</w:t>
+      </w:r>
+      <w:proofErr w:type="spellEnd"/>
+      <w:r>
+        <w:rPr>
+          <w:lang w:bidi="fa-IR"/>
+        </w:rPr>
+        <w:t xml:space="preserve"> preprint arXiv:2410.02507, 2024.</w:t>
+      </w:r>
+    </w:p>
+    <w:p>
+      <w:pPr>
+        <w:pStyle w:val="ListParagraph"/>
+        <w:spacing w:line="276" w:lineRule="auto"/>
+        <w:rPr>
+          <w:lang w:bidi="fa-IR"/>
+        </w:rPr>
+      </w:pPr>
+    </w:p>
+    <w:p>
+      <w:pPr>
+        <w:pStyle w:val="ListParagraph"/>
+        <w:numPr>
+          <w:ilvl w:val="0"/>
+          <w:numId w:val="22"/>
+        </w:numPr>
+        <w:bidi w:val="0"/>
+        <w:spacing w:line="276" w:lineRule="auto"/>
+        <w:rPr>
+          <w:rtl/>
+          <w:lang w:bidi="fa-IR"/>
+        </w:rPr>
+      </w:pPr>
+      <w:r>
+        <w:rPr>
+          <w:lang w:bidi="fa-IR"/>
+        </w:rPr>
+        <w:t xml:space="preserve">X. Zhang et al., "Debate-Feedback: A Multi-Agent Framework for Efficient Legal Judgment Prediction," </w:t>
+      </w:r>
+      <w:proofErr w:type="spellStart"/>
+      <w:r>
+        <w:rPr>
+          <w:lang w:bidi="fa-IR"/>
+        </w:rPr>
+        <w:t>arXiv</w:t>
+      </w:r>
+      <w:proofErr w:type="spellEnd"/>
+      <w:r>
+        <w:rPr>
+          <w:lang w:bidi="fa-IR"/>
+        </w:rPr>
+        <w:t xml:space="preserve"> preprint arXiv:2504.05358, 2025.</w:t>
+      </w:r>
+    </w:p>
+    <w:p>
+      <w:pPr>
+        <w:pStyle w:val="ListParagraph"/>
+        <w:numPr>
+          <w:ilvl w:val="0"/>
+          <w:numId w:val="22"/>
+        </w:numPr>
+        <w:bidi w:val="0"/>
+        <w:spacing w:line="276" w:lineRule="auto"/>
+        <w:rPr>
+          <w:rtl/>
+          <w:lang w:bidi="fa-IR"/>
+        </w:rPr>
+      </w:pPr>
+      <w:r>
+        <w:rPr>
+          <w:lang w:bidi="fa-IR"/>
+        </w:rPr>
+        <w:t>S. Tian et al., "</w:t>
+      </w:r>
+      <w:proofErr w:type="spellStart"/>
+      <w:r>
+        <w:rPr>
+          <w:lang w:bidi="fa-IR"/>
+        </w:rPr>
+        <w:t>AgentsCourt</w:t>
+      </w:r>
+      <w:proofErr w:type="spellEnd"/>
+      <w:r>
+        <w:rPr>
+          <w:lang w:bidi="fa-IR"/>
+        </w:rPr>
+        <w:t xml:space="preserve">: Building Judicial Decision-Making Agents with Court Debate Simulation and Legal Knowledge Augmentation," </w:t>
+      </w:r>
+      <w:proofErr w:type="spellStart"/>
+      <w:r>
+        <w:rPr>
+          <w:lang w:bidi="fa-IR"/>
+        </w:rPr>
+        <w:t>arXiv</w:t>
+      </w:r>
+      <w:proofErr w:type="spellEnd"/>
+      <w:r>
+        <w:rPr>
+          <w:lang w:bidi="fa-IR"/>
+        </w:rPr>
+        <w:t xml:space="preserve"> preprint arXiv:2409.12345, 2024.</w:t>
+      </w:r>
+    </w:p>
+    <w:p>
+      <w:pPr>
+        <w:pStyle w:val="ListParagraph"/>
+        <w:numPr>
+          <w:ilvl w:val="0"/>
+          <w:numId w:val="22"/>
+        </w:numPr>
+        <w:bidi w:val="0"/>
+        <w:spacing w:line="276" w:lineRule="auto"/>
+        <w:rPr>
+          <w:rtl/>
+          <w:lang w:bidi="fa-IR"/>
+        </w:rPr>
+      </w:pPr>
+      <w:r>
+        <w:rPr>
+          <w:lang w:bidi="fa-IR"/>
+        </w:rPr>
+        <w:t xml:space="preserve">Y. Chen et al., "Agents on the Bench: Large Language Model Based Multi Agent Framework for Trustworthy Digital Justice," </w:t>
+      </w:r>
+      <w:proofErr w:type="spellStart"/>
+      <w:r>
+        <w:rPr>
+          <w:lang w:bidi="fa-IR"/>
+        </w:rPr>
+        <w:t>arXiv</w:t>
+      </w:r>
+      <w:proofErr w:type="spellEnd"/>
+      <w:r>
+        <w:rPr>
+          <w:lang w:bidi="fa-IR"/>
+        </w:rPr>
+        <w:t xml:space="preserve"> preprint arXiv:2412.18697, 2024.</w:t>
+      </w:r>
+    </w:p>
+    <w:p>
+      <w:pPr>
+        <w:pStyle w:val="ListParagraph"/>
+        <w:numPr>
+          <w:ilvl w:val="0"/>
+          <w:numId w:val="22"/>
+        </w:numPr>
+        <w:bidi w:val="0"/>
+        <w:spacing w:line="276" w:lineRule="auto"/>
+        <w:rPr>
+          <w:rtl/>
+          <w:lang w:bidi="fa-IR"/>
+        </w:rPr>
+      </w:pPr>
+      <w:r>
+        <w:rPr>
+          <w:lang w:bidi="fa-IR"/>
+        </w:rPr>
+        <w:t>J. Zhou et al., "LLM-</w:t>
+      </w:r>
+      <w:proofErr w:type="spellStart"/>
+      <w:r>
+        <w:rPr>
+          <w:lang w:bidi="fa-IR"/>
+        </w:rPr>
+        <w:t>MedQA</w:t>
+      </w:r>
+      <w:proofErr w:type="spellEnd"/>
+      <w:r>
+        <w:rPr>
+          <w:lang w:bidi="fa-IR"/>
+        </w:rPr>
+        <w:t>: Enhancing Medical Question Answering through Case Studies in Large Language Models," in Proceedings of IEEE International Conference on Bioinformatics and Biomedicine (BIBM), 2024.</w:t>
+      </w:r>
+    </w:p>
+    <w:p>
+      <w:pPr>
+        <w:pStyle w:val="ListParagraph"/>
+        <w:numPr>
+          <w:ilvl w:val="0"/>
+          <w:numId w:val="22"/>
+        </w:numPr>
+        <w:bidi w:val="0"/>
+        <w:spacing w:line="276" w:lineRule="auto"/>
+        <w:rPr>
+          <w:lang w:bidi="fa-IR"/>
+        </w:rPr>
+      </w:pPr>
+      <w:r>
+        <w:rPr>
+          <w:lang w:bidi="fa-IR"/>
+        </w:rPr>
+        <w:t>A. Kumar et al., "Enhancing Financial Question Answering with a Multi-Agent Reflection Framework," in Proceedings of the 33rd ACM International Conference on Information and Knowledge Management (CIKM), 2024.</w:t>
       </w:r>
     </w:p>
     <w:sectPr>
@@ -2071,6 +2515,232 @@
     </w:lvl>
   </w:abstractNum>
   <w:abstractNum w:abstractNumId="4" w15:restartNumberingAfterBreak="0">
+    <w:nsid w:val="4E764B44"/>
+    <w:multiLevelType w:val="multilevel"/>
+    <w:tmpl w:val="58BA627E"/>
+    <w:lvl w:ilvl="0">
+      <w:start w:val="1"/>
+      <w:numFmt w:val="decimal"/>
+      <w:lvlText w:val="%1."/>
+      <w:lvlJc w:val="left"/>
+      <w:pPr>
+        <w:tabs>
+          <w:tab w:val="num" w:pos="720"/>
+        </w:tabs>
+        <w:ind w:left="720" w:hanging="360"/>
+      </w:pPr>
+    </w:lvl>
+    <w:lvl w:ilvl="1" w:tentative="1">
+      <w:start w:val="1"/>
+      <w:numFmt w:val="decimal"/>
+      <w:lvlText w:val="%2."/>
+      <w:lvlJc w:val="left"/>
+      <w:pPr>
+        <w:tabs>
+          <w:tab w:val="num" w:pos="1440"/>
+        </w:tabs>
+        <w:ind w:left="1440" w:hanging="360"/>
+      </w:pPr>
+    </w:lvl>
+    <w:lvl w:ilvl="2" w:tentative="1">
+      <w:start w:val="1"/>
+      <w:numFmt w:val="decimal"/>
+      <w:lvlText w:val="%3."/>
+      <w:lvlJc w:val="left"/>
+      <w:pPr>
+        <w:tabs>
+          <w:tab w:val="num" w:pos="2160"/>
+        </w:tabs>
+        <w:ind w:left="2160" w:hanging="360"/>
+      </w:pPr>
+    </w:lvl>
+    <w:lvl w:ilvl="3" w:tentative="1">
+      <w:start w:val="1"/>
+      <w:numFmt w:val="decimal"/>
+      <w:lvlText w:val="%4."/>
+      <w:lvlJc w:val="left"/>
+      <w:pPr>
+        <w:tabs>
+          <w:tab w:val="num" w:pos="2880"/>
+        </w:tabs>
+        <w:ind w:left="2880" w:hanging="360"/>
+      </w:pPr>
+    </w:lvl>
+    <w:lvl w:ilvl="4" w:tentative="1">
+      <w:start w:val="1"/>
+      <w:numFmt w:val="decimal"/>
+      <w:lvlText w:val="%5."/>
+      <w:lvlJc w:val="left"/>
+      <w:pPr>
+        <w:tabs>
+          <w:tab w:val="num" w:pos="3600"/>
+        </w:tabs>
+        <w:ind w:left="3600" w:hanging="360"/>
+      </w:pPr>
+    </w:lvl>
+    <w:lvl w:ilvl="5" w:tentative="1">
+      <w:start w:val="1"/>
+      <w:numFmt w:val="decimal"/>
+      <w:lvlText w:val="%6."/>
+      <w:lvlJc w:val="left"/>
+      <w:pPr>
+        <w:tabs>
+          <w:tab w:val="num" w:pos="4320"/>
+        </w:tabs>
+        <w:ind w:left="4320" w:hanging="360"/>
+      </w:pPr>
+    </w:lvl>
+    <w:lvl w:ilvl="6" w:tentative="1">
+      <w:start w:val="1"/>
+      <w:numFmt w:val="decimal"/>
+      <w:lvlText w:val="%7."/>
+      <w:lvlJc w:val="left"/>
+      <w:pPr>
+        <w:tabs>
+          <w:tab w:val="num" w:pos="5040"/>
+        </w:tabs>
+        <w:ind w:left="5040" w:hanging="360"/>
+      </w:pPr>
+    </w:lvl>
+    <w:lvl w:ilvl="7" w:tentative="1">
+      <w:start w:val="1"/>
+      <w:numFmt w:val="decimal"/>
+      <w:lvlText w:val="%8."/>
+      <w:lvlJc w:val="left"/>
+      <w:pPr>
+        <w:tabs>
+          <w:tab w:val="num" w:pos="5760"/>
+        </w:tabs>
+        <w:ind w:left="5760" w:hanging="360"/>
+      </w:pPr>
+    </w:lvl>
+    <w:lvl w:ilvl="8" w:tentative="1">
+      <w:start w:val="1"/>
+      <w:numFmt w:val="decimal"/>
+      <w:lvlText w:val="%9."/>
+      <w:lvlJc w:val="left"/>
+      <w:pPr>
+        <w:tabs>
+          <w:tab w:val="num" w:pos="6480"/>
+        </w:tabs>
+        <w:ind w:left="6480" w:hanging="360"/>
+      </w:pPr>
+    </w:lvl>
+  </w:abstractNum>
+  <w:abstractNum w:abstractNumId="5" w15:restartNumberingAfterBreak="0">
+    <w:nsid w:val="5C3B1098"/>
+    <w:multiLevelType w:val="multilevel"/>
+    <w:tmpl w:val="B7BE8420"/>
+    <w:lvl w:ilvl="0">
+      <w:start w:val="1"/>
+      <w:numFmt w:val="decimal"/>
+      <w:lvlText w:val="%1."/>
+      <w:lvlJc w:val="left"/>
+      <w:pPr>
+        <w:tabs>
+          <w:tab w:val="num" w:pos="720"/>
+        </w:tabs>
+        <w:ind w:left="720" w:hanging="360"/>
+      </w:pPr>
+    </w:lvl>
+    <w:lvl w:ilvl="1" w:tentative="1">
+      <w:start w:val="1"/>
+      <w:numFmt w:val="decimal"/>
+      <w:lvlText w:val="%2."/>
+      <w:lvlJc w:val="left"/>
+      <w:pPr>
+        <w:tabs>
+          <w:tab w:val="num" w:pos="1440"/>
+        </w:tabs>
+        <w:ind w:left="1440" w:hanging="360"/>
+      </w:pPr>
+    </w:lvl>
+    <w:lvl w:ilvl="2" w:tentative="1">
+      <w:start w:val="1"/>
+      <w:numFmt w:val="decimal"/>
+      <w:lvlText w:val="%3."/>
+      <w:lvlJc w:val="left"/>
+      <w:pPr>
+        <w:tabs>
+          <w:tab w:val="num" w:pos="2160"/>
+        </w:tabs>
+        <w:ind w:left="2160" w:hanging="360"/>
+      </w:pPr>
+    </w:lvl>
+    <w:lvl w:ilvl="3" w:tentative="1">
+      <w:start w:val="1"/>
+      <w:numFmt w:val="decimal"/>
+      <w:lvlText w:val="%4."/>
+      <w:lvlJc w:val="left"/>
+      <w:pPr>
+        <w:tabs>
+          <w:tab w:val="num" w:pos="2880"/>
+        </w:tabs>
+        <w:ind w:left="2880" w:hanging="360"/>
+      </w:pPr>
+    </w:lvl>
+    <w:lvl w:ilvl="4" w:tentative="1">
+      <w:start w:val="1"/>
+      <w:numFmt w:val="decimal"/>
+      <w:lvlText w:val="%5."/>
+      <w:lvlJc w:val="left"/>
+      <w:pPr>
+        <w:tabs>
+          <w:tab w:val="num" w:pos="3600"/>
+        </w:tabs>
+        <w:ind w:left="3600" w:hanging="360"/>
+      </w:pPr>
+    </w:lvl>
+    <w:lvl w:ilvl="5" w:tentative="1">
+      <w:start w:val="1"/>
+      <w:numFmt w:val="decimal"/>
+      <w:lvlText w:val="%6."/>
+      <w:lvlJc w:val="left"/>
+      <w:pPr>
+        <w:tabs>
+          <w:tab w:val="num" w:pos="4320"/>
+        </w:tabs>
+        <w:ind w:left="4320" w:hanging="360"/>
+      </w:pPr>
+    </w:lvl>
+    <w:lvl w:ilvl="6" w:tentative="1">
+      <w:start w:val="1"/>
+      <w:numFmt w:val="decimal"/>
+      <w:lvlText w:val="%7."/>
+      <w:lvlJc w:val="left"/>
+      <w:pPr>
+        <w:tabs>
+          <w:tab w:val="num" w:pos="5040"/>
+        </w:tabs>
+        <w:ind w:left="5040" w:hanging="360"/>
+      </w:pPr>
+    </w:lvl>
+    <w:lvl w:ilvl="7" w:tentative="1">
+      <w:start w:val="1"/>
+      <w:numFmt w:val="decimal"/>
+      <w:lvlText w:val="%8."/>
+      <w:lvlJc w:val="left"/>
+      <w:pPr>
+        <w:tabs>
+          <w:tab w:val="num" w:pos="5760"/>
+        </w:tabs>
+        <w:ind w:left="5760" w:hanging="360"/>
+      </w:pPr>
+    </w:lvl>
+    <w:lvl w:ilvl="8" w:tentative="1">
+      <w:start w:val="1"/>
+      <w:numFmt w:val="decimal"/>
+      <w:lvlText w:val="%9."/>
+      <w:lvlJc w:val="left"/>
+      <w:pPr>
+        <w:tabs>
+          <w:tab w:val="num" w:pos="6480"/>
+        </w:tabs>
+        <w:ind w:left="6480" w:hanging="360"/>
+      </w:pPr>
+    </w:lvl>
+  </w:abstractNum>
+  <w:abstractNum w:abstractNumId="6" w15:restartNumberingAfterBreak="0">
     <w:nsid w:val="69663327"/>
     <w:multiLevelType w:val="multilevel"/>
     <w:tmpl w:val="83806F08"/>
@@ -2156,7 +2826,7 @@
       </w:pPr>
     </w:lvl>
   </w:abstractNum>
-  <w:abstractNum w:abstractNumId="5" w15:restartNumberingAfterBreak="0">
+  <w:abstractNum w:abstractNumId="7" w15:restartNumberingAfterBreak="0">
     <w:nsid w:val="70DE53A0"/>
     <w:multiLevelType w:val="hybridMultilevel"/>
     <w:tmpl w:val="F0D6F12A"/>
@@ -2245,7 +2915,7 @@
       </w:pPr>
     </w:lvl>
   </w:abstractNum>
-  <w:abstractNum w:abstractNumId="6" w15:restartNumberingAfterBreak="0">
+  <w:abstractNum w:abstractNumId="8" w15:restartNumberingAfterBreak="0">
     <w:nsid w:val="7A78248D"/>
     <w:multiLevelType w:val="hybridMultilevel"/>
     <w:tmpl w:val="B8F66DDC"/>
@@ -2335,7 +3005,7 @@
     </w:lvl>
   </w:abstractNum>
   <w:num w:numId="1" w16cid:durableId="1030032929">
-    <w:abstractNumId w:val="4"/>
+    <w:abstractNumId w:val="6"/>
   </w:num>
   <w:num w:numId="2" w16cid:durableId="163787392">
     <w:abstractNumId w:val="0"/>
@@ -2389,7 +3059,7 @@
     <w:abstractNumId w:val="1"/>
   </w:num>
   <w:num w:numId="19" w16cid:durableId="1585844010">
-    <w:abstractNumId w:val="6"/>
+    <w:abstractNumId w:val="8"/>
   </w:num>
   <w:num w:numId="20" w16cid:durableId="278805085">
     <w:abstractNumId w:val="2"/>
@@ -2398,7 +3068,13 @@
     <w:abstractNumId w:val="3"/>
   </w:num>
   <w:num w:numId="22" w16cid:durableId="1929071380">
+    <w:abstractNumId w:val="7"/>
+  </w:num>
+  <w:num w:numId="23" w16cid:durableId="469251826">
     <w:abstractNumId w:val="5"/>
+  </w:num>
+  <w:num w:numId="24" w16cid:durableId="1968969833">
+    <w:abstractNumId w:val="4"/>
   </w:num>
 </w:numbering>
 </file>

--- a/1-BaselineTest/Models Responses/REports/Brown et al.docx
+++ b/1-BaselineTest/Models Responses/REports/Brown et al.docx
@@ -99,6 +99,7 @@
         <w:bidi w:val="0"/>
         <w:spacing w:line="276" w:lineRule="auto"/>
         <w:rPr>
+          <w:rtl/>
           <w:lang w:bidi="fa-IR"/>
         </w:rPr>
       </w:pPr>
@@ -210,11 +211,13 @@
         <w:bidi w:val="0"/>
         <w:spacing w:line="276" w:lineRule="auto"/>
         <w:rPr>
-          <w:lang w:bidi="fa-IR"/>
-        </w:rPr>
-      </w:pPr>
-      <w:r>
-        <w:rPr>
+          <w:color w:val="EE0000"/>
+          <w:lang w:bidi="fa-IR"/>
+        </w:rPr>
+      </w:pPr>
+      <w:r>
+        <w:rPr>
+          <w:color w:val="EE0000"/>
           <w:lang w:bidi="fa-IR"/>
         </w:rPr>
         <w:t>Wallace et al., 2022 – Do LLMs Learn World Knowledge...?</w:t>
@@ -2147,6 +2150,61 @@
         </w:rPr>
         <w:t>A. Kumar et al., "Enhancing Financial Question Answering with a Multi-Agent Reflection Framework," in Proceedings of the 33rd ACM International Conference on Information and Knowledge Management (CIKM), 2024.</w:t>
       </w:r>
+    </w:p>
+    <w:p>
+      <w:pPr>
+        <w:pStyle w:val="ListParagraph"/>
+        <w:numPr>
+          <w:ilvl w:val="0"/>
+          <w:numId w:val="22"/>
+        </w:numPr>
+        <w:bidi w:val="0"/>
+        <w:spacing w:line="276" w:lineRule="auto"/>
+        <w:rPr>
+          <w:lang w:bidi="fa-IR"/>
+        </w:rPr>
+      </w:pPr>
+      <w:r>
+        <w:rPr>
+          <w:lang w:bidi="fa-IR"/>
+        </w:rPr>
+        <w:t xml:space="preserve">L. Huang et al., "When Can LLMs Actually Correct Their Own Mistakes? A Critical Survey of Self-Correction of LLMs," </w:t>
+      </w:r>
+      <w:proofErr w:type="spellStart"/>
+      <w:r>
+        <w:rPr>
+          <w:lang w:bidi="fa-IR"/>
+        </w:rPr>
+        <w:t>arXiv</w:t>
+      </w:r>
+      <w:proofErr w:type="spellEnd"/>
+      <w:r>
+        <w:rPr>
+          <w:lang w:bidi="fa-IR"/>
+        </w:rPr>
+        <w:t xml:space="preserve"> preprint arXiv:2406.01297, 2024.</w:t>
+      </w:r>
+    </w:p>
+    <w:p>
+      <w:pPr>
+        <w:bidi w:val="0"/>
+        <w:spacing w:line="276" w:lineRule="auto"/>
+        <w:ind w:left="360"/>
+        <w:rPr>
+          <w:rtl/>
+          <w:lang w:bidi="fa-IR"/>
+        </w:rPr>
+      </w:pPr>
+    </w:p>
+    <w:p>
+      <w:pPr>
+        <w:bidi w:val="0"/>
+        <w:spacing w:line="276" w:lineRule="auto"/>
+        <w:ind w:left="360"/>
+        <w:rPr>
+          <w:lang w:bidi="fa-IR"/>
+        </w:rPr>
+      </w:pPr>
     </w:p>
     <w:sectPr>
       <w:pgSz w:w="12240" w:h="15840"/>
@@ -2836,7 +2894,7 @@
       <w:lvlText w:val="[%1]"/>
       <w:lvlJc w:val="left"/>
       <w:pPr>
-        <w:ind w:left="720" w:hanging="360"/>
+        <w:ind w:left="502" w:hanging="360"/>
       </w:pPr>
       <w:rPr>
         <w:rFonts w:hint="default"/>
@@ -3699,6 +3757,7 @@
   <w:style w:type="character" w:default="1" w:styleId="DefaultParagraphFont">
     <w:name w:val="Default Paragraph Font"/>
     <w:uiPriority w:val="1"/>
+    <w:semiHidden/>
     <w:unhideWhenUsed/>
   </w:style>
   <w:style w:type="table" w:default="1" w:styleId="TableNormal">
